--- a/docs/content/probability_inference/probability_inference_activity.docx
+++ b/docs/content/probability_inference/probability_inference_activity.docx
@@ -26,7 +26,7 @@
         <w:t xml:space="preserve">Bill Perry</w:t>
       </w:r>
     </w:p>
-    <w:bookmarkStart w:id="10" w:name="worksheet-probability-inference"/>
+    <w:bookmarkStart w:id="11" w:name="worksheet-probability-inference"/>
     <w:p>
       <w:pPr>
         <w:pStyle w:val="Heading1"/>
@@ -34,16 +34,29 @@
       <w:r>
         <w:t xml:space="preserve">Worksheet: Probability &amp; Inference</w:t>
       </w:r>
+    </w:p>
+    <w:p>
+      <w:pPr>
+        <w:pStyle w:val="FirstParagraph"/>
+      </w:pPr>
+      <w:hyperlink r:id="rId9">
+        <w:r>
+          <w:rPr>
+            <w:rStyle w:val="Hyperlink"/>
+          </w:rPr>
+          <w:t xml:space="preserve">📥 Download the data</w:t>
+        </w:r>
+      </w:hyperlink>
     </w:p>
     <w:p>
       <w:pPr>
         <w:pStyle w:val="Heading2"/>
       </w:pPr>
-      <w:bookmarkStart w:id="9" w:name="how-to-use-this-worksheet"/>
+      <w:bookmarkStart w:id="10" w:name="how-to-use-this-worksheet"/>
       <w:r>
         <w:t xml:space="preserve">How to use this worksheet</w:t>
       </w:r>
-      <w:bookmarkEnd w:id="9"/>
+      <w:bookmarkEnd w:id="10"/>
     </w:p>
     <w:p>
       <w:pPr>
@@ -122,6 +135,158 @@
         <w:pStyle w:val="BlockText"/>
       </w:pPr>
       <w:r>
+        <w:rPr>
+          <w:b/>
+          <w:bCs/>
+        </w:rPr>
+        <w:t xml:space="preserve">Every grey</w:t>
+      </w:r>
+      <w:r>
+        <w:rPr>
+          <w:b/>
+          <w:bCs/>
+        </w:rPr>
+        <w:t xml:space="preserve"> </w:t>
+      </w:r>
+      <w:r>
+        <w:rPr>
+          <w:rStyle w:val="VerbatimChar"/>
+          <w:b/>
+          <w:bCs/>
+        </w:rPr>
+        <w:t xml:space="preserve">r</w:t>
+      </w:r>
+      <w:r>
+        <w:rPr>
+          <w:b/>
+          <w:bCs/>
+        </w:rPr>
+        <w:t xml:space="preserve"> </w:t>
+      </w:r>
+      <w:r>
+        <w:rPr>
+          <w:b/>
+          <w:bCs/>
+        </w:rPr>
+        <w:t xml:space="preserve">box below is code you type into an R script — not into the Console.</w:t>
+      </w:r>
+      <w:r>
+        <w:t xml:space="preserve"> </w:t>
+      </w:r>
+      <w:r>
+        <w:t xml:space="preserve">Before you start:</w:t>
+      </w:r>
+      <w:r>
+        <w:t xml:space="preserve"> </w:t>
+      </w:r>
+      <w:r>
+        <w:rPr>
+          <w:b/>
+          <w:bCs/>
+        </w:rPr>
+        <w:t xml:space="preserve">File → New File → R Script</w:t>
+      </w:r>
+      <w:r>
+        <w:t xml:space="preserve">, and save it as</w:t>
+      </w:r>
+      <w:r>
+        <w:t xml:space="preserve"> </w:t>
+      </w:r>
+      <w:r>
+        <w:rPr>
+          <w:rStyle w:val="VerbatimChar"/>
+        </w:rPr>
+        <w:t xml:space="preserve">05_probability_inference.R</w:t>
+      </w:r>
+      <w:r>
+        <w:t xml:space="preserve"> </w:t>
+      </w:r>
+      <w:r>
+        <w:t xml:space="preserve">in your project’s</w:t>
+      </w:r>
+      <w:r>
+        <w:t xml:space="preserve"> </w:t>
+      </w:r>
+      <w:r>
+        <w:rPr>
+          <w:rStyle w:val="VerbatimChar"/>
+        </w:rPr>
+        <w:t xml:space="preserve">scripts/</w:t>
+      </w:r>
+      <w:r>
+        <w:t xml:space="preserve"> </w:t>
+      </w:r>
+      <w:r>
+        <w:t xml:space="preserve">folder. Then work down the worksheet, adding each block to the bottom of that one script, in order.</w:t>
+      </w:r>
+    </w:p>
+    <w:p>
+      <w:pPr>
+        <w:pStyle w:val="BlockText"/>
+      </w:pPr>
+      <w:r>
+        <w:rPr>
+          <w:b/>
+          <w:bCs/>
+        </w:rPr>
+        <w:t xml:space="preserve">Type the</w:t>
+      </w:r>
+      <w:r>
+        <w:rPr>
+          <w:b/>
+          <w:bCs/>
+        </w:rPr>
+        <w:t xml:space="preserve"> </w:t>
+      </w:r>
+      <w:r>
+        <w:rPr>
+          <w:rStyle w:val="VerbatimChar"/>
+          <w:b/>
+          <w:bCs/>
+        </w:rPr>
+        <w:t xml:space="preserve"># ── Part …</w:t>
+      </w:r>
+      <w:r>
+        <w:rPr>
+          <w:b/>
+          <w:bCs/>
+        </w:rPr>
+        <w:t xml:space="preserve"> </w:t>
+      </w:r>
+      <w:r>
+        <w:rPr>
+          <w:b/>
+          <w:bCs/>
+        </w:rPr>
+        <w:t xml:space="preserve">header comment at the top of each block, too.</w:t>
+      </w:r>
+      <w:r>
+        <w:t xml:space="preserve"> </w:t>
+      </w:r>
+      <w:r>
+        <w:t xml:space="preserve">Those comment lines are not decoration — they are how your script stays navigable, how you find your way back to a block that broke, and how I find your work when I read your script. A block with no header comment is a block I cannot place. In RStudio they also show up in the document outline (the</w:t>
+      </w:r>
+      <w:r>
+        <w:t xml:space="preserve"> </w:t>
+      </w:r>
+      <w:r>
+        <w:rPr>
+          <w:rStyle w:val="VerbatimChar"/>
+        </w:rPr>
+        <w:t xml:space="preserve">≡</w:t>
+      </w:r>
+      <w:r>
+        <w:t xml:space="preserve"> </w:t>
+      </w:r>
+      <w:r>
+        <w:t xml:space="preserve">button at the bottom-left of the editor) so you can jump straight to any part.</w:t>
+      </w:r>
+    </w:p>
+    <w:p>
+      <w:pPr>
+        <w:pStyle w:val="BlockText"/>
+      </w:pPr>
+      <w:r>
         <w:t xml:space="preserve">This worksheet uses real data from Arctic grayling populations in two Alaskan lakes (I3 and I8), focusing on frequency distributions, how sample size affects our view of a population, and how distributions differ among lakes.</w:t>
       </w:r>
     </w:p>
@@ -132,8 +297,8 @@
         </w:pict>
       </w:r>
     </w:p>
-    <w:bookmarkEnd w:id="10"/>
-    <w:bookmarkStart w:id="11" w:name="part-1-setup-and-data"/>
+    <w:bookmarkEnd w:id="11"/>
+    <w:bookmarkStart w:id="12" w:name="part-1-setup-and-data"/>
     <w:p>
       <w:pPr>
         <w:pStyle w:val="Heading1"/>
@@ -160,6 +325,15 @@
       </w:pPr>
       <w:r>
         <w:rPr>
+          <w:rStyle w:val="CommentTok"/>
+        </w:rPr>
+        <w:t xml:space="preserve"># ── Part 1.1 · Setup and Data ───────────────────────────────────────────</w:t>
+      </w:r>
+      <w:r>
+        <w:br/>
+      </w:r>
+      <w:r>
+        <w:rPr>
           <w:rStyle w:val="FunctionTok"/>
         </w:rPr>
         <w:t xml:space="preserve">library</w:t>
@@ -379,8 +553,8 @@
         </w:pict>
       </w:r>
     </w:p>
-    <w:bookmarkEnd w:id="11"/>
-    <w:bookmarkStart w:id="12" w:name="part-2-summary-statistics"/>
+    <w:bookmarkEnd w:id="12"/>
+    <w:bookmarkStart w:id="13" w:name="part-2-summary-statistics"/>
     <w:p>
       <w:pPr>
         <w:pStyle w:val="Heading1"/>
@@ -407,6 +581,15 @@
       </w:pPr>
       <w:r>
         <w:rPr>
+          <w:rStyle w:val="CommentTok"/>
+        </w:rPr>
+        <w:t xml:space="preserve"># ── Part 2.1 · Summary Statistics ───────────────────────────────────────</w:t>
+      </w:r>
+      <w:r>
+        <w:br/>
+      </w:r>
+      <w:r>
+        <w:rPr>
           <w:rStyle w:val="NormalTok"/>
         </w:rPr>
         <w:t xml:space="preserve">stats_df </w:t>
@@ -890,8 +1073,8 @@
         </w:pict>
       </w:r>
     </w:p>
-    <w:bookmarkEnd w:id="12"/>
-    <w:bookmarkStart w:id="16" w:name="part-3-frequency-distributions"/>
+    <w:bookmarkEnd w:id="13"/>
+    <w:bookmarkStart w:id="17" w:name="part-3-frequency-distributions"/>
     <w:p>
       <w:pPr>
         <w:pStyle w:val="Heading1"/>
@@ -936,6 +1119,15 @@
       <w:pPr>
         <w:pStyle w:val="SourceCode"/>
       </w:pPr>
+      <w:r>
+        <w:rPr>
+          <w:rStyle w:val="CommentTok"/>
+        </w:rPr>
+        <w:t xml:space="preserve"># ── Part 3.1 · Frequency Distributions ──────────────────────────────────</w:t>
+      </w:r>
+      <w:r>
+        <w:br/>
+      </w:r>
       <w:r>
         <w:rPr>
           <w:rStyle w:val="NormalTok"/>
@@ -1086,18 +1278,18 @@
                 <wp:inline>
                   <wp:extent cx="152400" cy="152400"/>
                   <wp:effectExtent b="0" l="0" r="0" t="0"/>
-                  <wp:docPr descr="" title="" id="14" name="Picture"/>
+                  <wp:docPr descr="" title="" id="15" name="Picture"/>
                   <a:graphic>
                     <a:graphicData uri="http://schemas.openxmlformats.org/drawingml/2006/picture">
                       <pic:pic>
                         <pic:nvPicPr>
-                          <pic:cNvPr descr="/Applications/Positron.app/Contents/Resources/app/quarto/share/formats/docx/tip.png" id="15" name="Picture"/>
+                          <pic:cNvPr descr="/Applications/Positron.app/Contents/Resources/app/quarto/share/formats/docx/tip.png" id="16" name="Picture"/>
                           <pic:cNvPicPr>
                             <a:picLocks noChangeArrowheads="1" noChangeAspect="1"/>
                           </pic:cNvPicPr>
                         </pic:nvPicPr>
                         <pic:blipFill>
-                          <a:blip r:embed="rId13"/>
+                          <a:blip r:embed="rId14"/>
                           <a:stretch>
                             <a:fillRect/>
                           </a:stretch>
@@ -1190,6 +1382,15 @@
               <w:rPr>
                 <w:rStyle w:val="CommentTok"/>
               </w:rPr>
+              <w:t xml:space="preserve"># ── Part 3.2 · Frequency Distributions ──────────────────────────────────</w:t>
+            </w:r>
+            <w:r>
+              <w:br/>
+            </w:r>
+            <w:r>
+              <w:rPr>
+                <w:rStyle w:val="CommentTok"/>
+              </w:rPr>
               <w:t xml:space="preserve"># Write your code here:</w:t>
             </w:r>
           </w:p>
@@ -1221,6 +1422,15 @@
       </w:pPr>
       <w:r>
         <w:rPr>
+          <w:rStyle w:val="CommentTok"/>
+        </w:rPr>
+        <w:t xml:space="preserve"># ── Part 3.3 · Frequency Distributions ──────────────────────────────────</w:t>
+      </w:r>
+      <w:r>
+        <w:br/>
+      </w:r>
+      <w:r>
+        <w:rPr>
           <w:rStyle w:val="NormalTok"/>
         </w:rPr>
         <w:t xml:space="preserve">g_df </w:t>
@@ -1593,8 +1803,8 @@
         </w:pict>
       </w:r>
     </w:p>
-    <w:bookmarkEnd w:id="16"/>
-    <w:bookmarkStart w:id="17" w:name="part-4-from-histograms-to-density-plots"/>
+    <w:bookmarkEnd w:id="17"/>
+    <w:bookmarkStart w:id="18" w:name="part-4-from-histograms-to-density-plots"/>
     <w:p>
       <w:pPr>
         <w:pStyle w:val="Heading1"/>
@@ -1629,6 +1839,15 @@
       </w:pPr>
       <w:r>
         <w:rPr>
+          <w:rStyle w:val="CommentTok"/>
+        </w:rPr>
+        <w:t xml:space="preserve"># ── Part 4.1 · From Histograms to Density Plots ─────────────────────────</w:t>
+      </w:r>
+      <w:r>
+        <w:br/>
+      </w:r>
+      <w:r>
+        <w:rPr>
           <w:rStyle w:val="NormalTok"/>
         </w:rPr>
         <w:t xml:space="preserve">i3_df </w:t>
@@ -1784,6 +2003,15 @@
       </w:pPr>
       <w:r>
         <w:rPr>
+          <w:rStyle w:val="CommentTok"/>
+        </w:rPr>
+        <w:t xml:space="preserve"># ── Part 4.2 · From Histograms to Density Plots ─────────────────────────</w:t>
+      </w:r>
+      <w:r>
+        <w:br/>
+      </w:r>
+      <w:r>
+        <w:rPr>
           <w:rStyle w:val="NormalTok"/>
         </w:rPr>
         <w:t xml:space="preserve">i3_df </w:t>
@@ -2066,8 +2294,8 @@
         </w:pict>
       </w:r>
     </w:p>
-    <w:bookmarkEnd w:id="17"/>
-    <w:bookmarkStart w:id="18" w:name="part-5-area-under-the-density-curve"/>
+    <w:bookmarkEnd w:id="18"/>
+    <w:bookmarkStart w:id="19" w:name="part-5-area-under-the-density-curve"/>
     <w:p>
       <w:pPr>
         <w:pStyle w:val="Heading1"/>
@@ -2108,6 +2336,15 @@
       </w:pPr>
       <w:r>
         <w:rPr>
+          <w:rStyle w:val="CommentTok"/>
+        </w:rPr>
+        <w:t xml:space="preserve"># ── Part 5.1 · Area Under the Density Curve ─────────────────────────────</w:t>
+      </w:r>
+      <w:r>
+        <w:br/>
+      </w:r>
+      <w:r>
+        <w:rPr>
           <w:rStyle w:val="NormalTok"/>
         </w:rPr>
         <w:t xml:space="preserve">calculate_density_area </w:t>
@@ -2986,6 +3223,15 @@
       </w:pPr>
       <w:r>
         <w:rPr>
+          <w:rStyle w:val="CommentTok"/>
+        </w:rPr>
+        <w:t xml:space="preserve"># ── Part 5.2 · Area Under the Density Curve ─────────────────────────────</w:t>
+      </w:r>
+      <w:r>
+        <w:br/>
+      </w:r>
+      <w:r>
+        <w:rPr>
           <w:rStyle w:val="NormalTok"/>
         </w:rPr>
         <w:t xml:space="preserve">lower_bound </w:t>
@@ -5236,8 +5482,8 @@
         </w:pict>
       </w:r>
     </w:p>
-    <w:bookmarkEnd w:id="18"/>
-    <w:bookmarkStart w:id="21" w:name="part-6-z-scores-a-shortcut-for-area"/>
+    <w:bookmarkEnd w:id="19"/>
+    <w:bookmarkStart w:id="22" w:name="part-6-z-scores-a-shortcut-for-area"/>
     <w:p>
       <w:pPr>
         <w:pStyle w:val="Heading1"/>
@@ -5272,6 +5518,15 @@
       </w:pPr>
       <w:r>
         <w:rPr>
+          <w:rStyle w:val="CommentTok"/>
+        </w:rPr>
+        <w:t xml:space="preserve"># ── Part 6.1 · Z-Scores ─────────────────────────────────────────────────</w:t>
+      </w:r>
+      <w:r>
+        <w:br/>
+      </w:r>
+      <w:r>
+        <w:rPr>
           <w:rStyle w:val="NormalTok"/>
         </w:rPr>
         <w:t xml:space="preserve">mean_length </w:t>
@@ -5648,6 +5903,15 @@
         <w:rPr>
           <w:rStyle w:val="CommentTok"/>
         </w:rPr>
+        <w:t xml:space="preserve"># ── Part 6.2 · Z-Scores ─────────────────────────────────────────────────</w:t>
+      </w:r>
+      <w:r>
+        <w:br/>
+      </w:r>
+      <w:r>
+        <w:rPr>
+          <w:rStyle w:val="CommentTok"/>
+        </w:rPr>
         <w:t xml:space="preserve"># Proportion within 1 standard deviation = sum of |Z| &lt;= 1, divided by n</w:t>
       </w:r>
       <w:r>
@@ -5943,6 +6207,15 @@
         <w:rPr>
           <w:rStyle w:val="CommentTok"/>
         </w:rPr>
+        <w:t xml:space="preserve"># ── Part 6.3 · Z-Scores ─────────────────────────────────────────────────</w:t>
+      </w:r>
+      <w:r>
+        <w:br/>
+      </w:r>
+      <w:r>
+        <w:rPr>
+          <w:rStyle w:val="CommentTok"/>
+        </w:rPr>
         <w:t xml:space="preserve"># For the standard normal distribution (mean = 0, sd = 1):</w:t>
       </w:r>
       <w:r>
@@ -6309,6 +6582,15 @@
       </w:pPr>
       <w:r>
         <w:rPr>
+          <w:rStyle w:val="CommentTok"/>
+        </w:rPr>
+        <w:t xml:space="preserve"># ── Part 6.4 · Z-Scores ─────────────────────────────────────────────────</w:t>
+      </w:r>
+      <w:r>
+        <w:br/>
+      </w:r>
+      <w:r>
+        <w:rPr>
           <w:rStyle w:val="NormalTok"/>
         </w:rPr>
         <w:t xml:space="preserve">top_5_percent_z </w:t>
@@ -6594,6 +6876,15 @@
       <w:pPr>
         <w:pStyle w:val="SourceCode"/>
       </w:pPr>
+      <w:r>
+        <w:rPr>
+          <w:rStyle w:val="CommentTok"/>
+        </w:rPr>
+        <w:t xml:space="preserve"># ── Part 6.5 · Z-Scores ─────────────────────────────────────────────────</w:t>
+      </w:r>
+      <w:r>
+        <w:br/>
+      </w:r>
       <w:r>
         <w:rPr>
           <w:rStyle w:val="CommentTok"/>
@@ -6642,18 +6933,18 @@
                 <wp:inline>
                   <wp:extent cx="152400" cy="152400"/>
                   <wp:effectExtent b="0" l="0" r="0" t="0"/>
-                  <wp:docPr descr="" title="" id="19" name="Picture"/>
+                  <wp:docPr descr="" title="" id="20" name="Picture"/>
                   <a:graphic>
                     <a:graphicData uri="http://schemas.openxmlformats.org/drawingml/2006/picture">
                       <pic:pic>
                         <pic:nvPicPr>
-                          <pic:cNvPr descr="/Applications/Positron.app/Contents/Resources/app/quarto/share/formats/docx/tip.png" id="20" name="Picture"/>
+                          <pic:cNvPr descr="/Applications/Positron.app/Contents/Resources/app/quarto/share/formats/docx/tip.png" id="21" name="Picture"/>
                           <pic:cNvPicPr>
                             <a:picLocks noChangeArrowheads="1" noChangeAspect="1"/>
                           </pic:cNvPicPr>
                         </pic:nvPicPr>
                         <pic:blipFill>
-                          <a:blip r:embed="rId13"/>
+                          <a:blip r:embed="rId14"/>
                           <a:stretch>
                             <a:fillRect/>
                           </a:stretch>
@@ -6761,6 +7052,15 @@
               <w:rPr>
                 <w:rStyle w:val="CommentTok"/>
               </w:rPr>
+              <w:t xml:space="preserve"># ── Part 6.6 · Z-Scores ─────────────────────────────────────────────────</w:t>
+            </w:r>
+            <w:r>
+              <w:br/>
+            </w:r>
+            <w:r>
+              <w:rPr>
+                <w:rStyle w:val="CommentTok"/>
+              </w:rPr>
               <w:t xml:space="preserve"># Write your code here:</w:t>
             </w:r>
           </w:p>
@@ -6775,8 +7075,8 @@
         </w:pict>
       </w:r>
     </w:p>
-    <w:bookmarkEnd w:id="21"/>
-    <w:bookmarkStart w:id="22" w:name="X3f564a79c9b43274079eb5b2e197a1b9e4d5abd"/>
+    <w:bookmarkEnd w:id="22"/>
+    <w:bookmarkStart w:id="23" w:name="X3f564a79c9b43274079eb5b2e197a1b9e4d5abd"/>
     <w:p>
       <w:pPr>
         <w:pStyle w:val="Heading1"/>
@@ -6817,6 +7117,15 @@
       </w:pPr>
       <w:r>
         <w:rPr>
+          <w:rStyle w:val="CommentTok"/>
+        </w:rPr>
+        <w:t xml:space="preserve"># ── Part 7.1 · Comparing a Sample Mean to an Expected Mean ──────────────</w:t>
+      </w:r>
+      <w:r>
+        <w:br/>
+      </w:r>
+      <w:r>
+        <w:rPr>
           <w:rStyle w:val="NormalTok"/>
         </w:rPr>
         <w:t xml:space="preserve">i3_df </w:t>
@@ -7150,8 +7459,8 @@
         </w:pict>
       </w:r>
     </w:p>
-    <w:bookmarkEnd w:id="22"/>
-    <w:bookmarkStart w:id="25" w:name="part-8-comparing-two-means"/>
+    <w:bookmarkEnd w:id="23"/>
+    <w:bookmarkStart w:id="26" w:name="part-8-comparing-two-means"/>
     <w:p>
       <w:pPr>
         <w:pStyle w:val="Heading1"/>
@@ -7223,6 +7532,15 @@
       <w:pPr>
         <w:pStyle w:val="SourceCode"/>
       </w:pPr>
+      <w:r>
+        <w:rPr>
+          <w:rStyle w:val="CommentTok"/>
+        </w:rPr>
+        <w:t xml:space="preserve"># ── Part 8.1 · Comparing Two Means ──────────────────────────────────────</w:t>
+      </w:r>
+      <w:r>
+        <w:br/>
+      </w:r>
       <w:r>
         <w:rPr>
           <w:rStyle w:val="CommentTok"/>
@@ -7403,18 +7721,18 @@
                 <wp:inline>
                   <wp:extent cx="152400" cy="152400"/>
                   <wp:effectExtent b="0" l="0" r="0" t="0"/>
-                  <wp:docPr descr="" title="" id="23" name="Picture"/>
+                  <wp:docPr descr="" title="" id="24" name="Picture"/>
                   <a:graphic>
                     <a:graphicData uri="http://schemas.openxmlformats.org/drawingml/2006/picture">
                       <pic:pic>
                         <pic:nvPicPr>
-                          <pic:cNvPr descr="/Applications/Positron.app/Contents/Resources/app/quarto/share/formats/docx/tip.png" id="24" name="Picture"/>
+                          <pic:cNvPr descr="/Applications/Positron.app/Contents/Resources/app/quarto/share/formats/docx/tip.png" id="25" name="Picture"/>
                           <pic:cNvPicPr>
                             <a:picLocks noChangeArrowheads="1" noChangeAspect="1"/>
                           </pic:cNvPicPr>
                         </pic:nvPicPr>
                         <pic:blipFill>
-                          <a:blip r:embed="rId13"/>
+                          <a:blip r:embed="rId14"/>
                           <a:stretch>
                             <a:fillRect/>
                           </a:stretch>
@@ -7519,6 +7837,15 @@
               <w:rPr>
                 <w:rStyle w:val="CommentTok"/>
               </w:rPr>
+              <w:t xml:space="preserve"># ── Part 8.2 · Comparing Two Means ──────────────────────────────────────</w:t>
+            </w:r>
+            <w:r>
+              <w:br/>
+            </w:r>
+            <w:r>
+              <w:rPr>
+                <w:rStyle w:val="CommentTok"/>
+              </w:rPr>
               <w:t xml:space="preserve"># Write your code here:</w:t>
             </w:r>
           </w:p>
@@ -7533,8 +7860,8 @@
         </w:pict>
       </w:r>
     </w:p>
-    <w:bookmarkEnd w:id="25"/>
-    <w:bookmarkStart w:id="29" w:name="review-and-checkpoint"/>
+    <w:bookmarkEnd w:id="26"/>
+    <w:bookmarkStart w:id="30" w:name="review-and-checkpoint"/>
     <w:p>
       <w:pPr>
         <w:pStyle w:val="Heading1"/>
@@ -7676,18 +8003,18 @@
                 <wp:inline>
                   <wp:extent cx="152400" cy="152400"/>
                   <wp:effectExtent b="0" l="0" r="0" t="0"/>
-                  <wp:docPr descr="" title="" id="27" name="Picture"/>
+                  <wp:docPr descr="" title="" id="28" name="Picture"/>
                   <a:graphic>
                     <a:graphicData uri="http://schemas.openxmlformats.org/drawingml/2006/picture">
                       <pic:pic>
                         <pic:nvPicPr>
-                          <pic:cNvPr descr="/Applications/Positron.app/Contents/Resources/app/quarto/share/formats/docx/note.png" id="28" name="Picture"/>
+                          <pic:cNvPr descr="/Applications/Positron.app/Contents/Resources/app/quarto/share/formats/docx/note.png" id="29" name="Picture"/>
                           <pic:cNvPicPr>
                             <a:picLocks noChangeArrowheads="1" noChangeAspect="1"/>
                           </pic:cNvPicPr>
                         </pic:nvPicPr>
                         <pic:blipFill>
-                          <a:blip r:embed="rId26"/>
+                          <a:blip r:embed="rId27"/>
                           <a:stretch>
                             <a:fillRect/>
                           </a:stretch>
@@ -7821,8 +8148,8 @@
         </w:pict>
       </w:r>
     </w:p>
-    <w:bookmarkEnd w:id="29"/>
-    <w:bookmarkStart w:id="30" w:name="getting-unstuck"/>
+    <w:bookmarkEnd w:id="30"/>
+    <w:bookmarkStart w:id="31" w:name="getting-unstuck"/>
     <w:p>
       <w:pPr>
         <w:pStyle w:val="Heading1"/>
@@ -8039,7 +8366,7 @@
         </w:pict>
       </w:r>
     </w:p>
-    <w:bookmarkEnd w:id="30"/>
+    <w:bookmarkEnd w:id="31"/>
     <w:sectPr>
       <w:pgSz w:h="15840" w:w="12240"/>
       <w:pgMar w:bottom="1440" w:footer="720" w:gutter="0" w:header="720" w:left="1440" w:right="1440" w:top="1440"/>

--- a/docs/content/probability_inference/probability_inference_activity.docx
+++ b/docs/content/probability_inference/probability_inference_activity.docx
@@ -565,6 +565,30 @@
     </w:p>
     <w:p>
       <w:pPr>
+        <w:pStyle w:val="BlockText"/>
+      </w:pPr>
+      <w:r>
+        <w:t xml:space="preserve">📖</w:t>
+      </w:r>
+      <w:r>
+        <w:t xml:space="preserve"> </w:t>
+      </w:r>
+      <w:r>
+        <w:rPr>
+          <w:b/>
+          <w:bCs/>
+        </w:rPr>
+        <w:t xml:space="preserve">Read more:</w:t>
+      </w:r>
+      <w:r>
+        <w:t xml:space="preserve"> </w:t>
+      </w:r>
+      <w:r>
+        <w:t xml:space="preserve">Whitlock &amp; Schluter Ch. 3 (Describing Data) and Ch. 4 (Estimating with Uncertainty) on Canvas.</w:t>
+      </w:r>
+    </w:p>
+    <w:p>
+      <w:pPr>
         <w:pStyle w:val="FirstParagraph"/>
       </w:pPr>
       <w:r>
@@ -1081,6 +1105,30 @@
       </w:pPr>
       <w:r>
         <w:t xml:space="preserve">Part 3 · Frequency Distributions</w:t>
+      </w:r>
+    </w:p>
+    <w:p>
+      <w:pPr>
+        <w:pStyle w:val="BlockText"/>
+      </w:pPr>
+      <w:r>
+        <w:t xml:space="preserve">📖</w:t>
+      </w:r>
+      <w:r>
+        <w:t xml:space="preserve"> </w:t>
+      </w:r>
+      <w:r>
+        <w:rPr>
+          <w:b/>
+          <w:bCs/>
+        </w:rPr>
+        <w:t xml:space="preserve">Read more:</w:t>
+      </w:r>
+      <w:r>
+        <w:t xml:space="preserve"> </w:t>
+      </w:r>
+      <w:r>
+        <w:t xml:space="preserve">Whitlock &amp; Schluter Ch. 2 (Displaying Data) on frequency distributions; Gotelli &amp; Ellison Ch. 2 (Random Variables and Probability Distributions).</w:t>
       </w:r>
     </w:p>
     <w:p>
@@ -1815,6 +1863,30 @@
     </w:p>
     <w:p>
       <w:pPr>
+        <w:pStyle w:val="BlockText"/>
+      </w:pPr>
+      <w:r>
+        <w:t xml:space="preserve">📖</w:t>
+      </w:r>
+      <w:r>
+        <w:t xml:space="preserve"> </w:t>
+      </w:r>
+      <w:r>
+        <w:rPr>
+          <w:b/>
+          <w:bCs/>
+        </w:rPr>
+        <w:t xml:space="preserve">Read more:</w:t>
+      </w:r>
+      <w:r>
+        <w:t xml:space="preserve"> </w:t>
+      </w:r>
+      <w:r>
+        <w:t xml:space="preserve">Whitlock &amp; Schluter Ch. 5 (Probability) — a density curve is a probability distribution drawn.</w:t>
+      </w:r>
+    </w:p>
+    <w:p>
+      <w:pPr>
         <w:pStyle w:val="FirstParagraph"/>
       </w:pPr>
       <w:r>
@@ -2306,6 +2378,30 @@
     </w:p>
     <w:p>
       <w:pPr>
+        <w:pStyle w:val="BlockText"/>
+      </w:pPr>
+      <w:r>
+        <w:t xml:space="preserve">📖</w:t>
+      </w:r>
+      <w:r>
+        <w:t xml:space="preserve"> </w:t>
+      </w:r>
+      <w:r>
+        <w:rPr>
+          <w:b/>
+          <w:bCs/>
+        </w:rPr>
+        <w:t xml:space="preserve">Read more:</w:t>
+      </w:r>
+      <w:r>
+        <w:t xml:space="preserve"> </w:t>
+      </w:r>
+      <w:r>
+        <w:t xml:space="preserve">Whitlock &amp; Schluter Ch. 5 (Probability) and Ch. 10 (The Normal Distribution); Gotelli &amp; Ellison Ch. 2.</w:t>
+      </w:r>
+    </w:p>
+    <w:p>
+      <w:pPr>
         <w:pStyle w:val="FirstParagraph"/>
       </w:pPr>
       <w:r>
@@ -5490,6 +5586,30 @@
       </w:pPr>
       <w:r>
         <w:t xml:space="preserve">Part 6 · Z-Scores — a Shortcut for Area</w:t>
+      </w:r>
+    </w:p>
+    <w:p>
+      <w:pPr>
+        <w:pStyle w:val="BlockText"/>
+      </w:pPr>
+      <w:r>
+        <w:t xml:space="preserve">📖</w:t>
+      </w:r>
+      <w:r>
+        <w:t xml:space="preserve"> </w:t>
+      </w:r>
+      <w:r>
+        <w:rPr>
+          <w:b/>
+          <w:bCs/>
+        </w:rPr>
+        <w:t xml:space="preserve">Read more:</w:t>
+      </w:r>
+      <w:r>
+        <w:t xml:space="preserve"> </w:t>
+      </w:r>
+      <w:r>
+        <w:t xml:space="preserve">Whitlock &amp; Schluter Ch. 10 (The Normal Distribution) — standardizing a value and reading the normal table.</w:t>
       </w:r>
     </w:p>
     <w:p>
@@ -7087,6 +7207,30 @@
     </w:p>
     <w:p>
       <w:pPr>
+        <w:pStyle w:val="BlockText"/>
+      </w:pPr>
+      <w:r>
+        <w:t xml:space="preserve">📖</w:t>
+      </w:r>
+      <w:r>
+        <w:t xml:space="preserve"> </w:t>
+      </w:r>
+      <w:r>
+        <w:rPr>
+          <w:b/>
+          <w:bCs/>
+        </w:rPr>
+        <w:t xml:space="preserve">Read more:</w:t>
+      </w:r>
+      <w:r>
+        <w:t xml:space="preserve"> </w:t>
+      </w:r>
+      <w:r>
+        <w:t xml:space="preserve">Whitlock &amp; Schluter Ch. 11 (Inference for a Normal Population) for the one-sample t-test, and Ch. 6 (Hypothesis Testing) for the logic behind it.</w:t>
+      </w:r>
+    </w:p>
+    <w:p>
+      <w:pPr>
         <w:pStyle w:val="FirstParagraph"/>
       </w:pPr>
       <w:r>
@@ -7467,6 +7611,30 @@
       </w:pPr>
       <w:r>
         <w:t xml:space="preserve">Part 8 · Comparing Two Means</w:t>
+      </w:r>
+    </w:p>
+    <w:p>
+      <w:pPr>
+        <w:pStyle w:val="BlockText"/>
+      </w:pPr>
+      <w:r>
+        <w:t xml:space="preserve">📖</w:t>
+      </w:r>
+      <w:r>
+        <w:t xml:space="preserve"> </w:t>
+      </w:r>
+      <w:r>
+        <w:rPr>
+          <w:b/>
+          <w:bCs/>
+        </w:rPr>
+        <w:t xml:space="preserve">Read more:</w:t>
+      </w:r>
+      <w:r>
+        <w:t xml:space="preserve"> </w:t>
+      </w:r>
+      <w:r>
+        <w:t xml:space="preserve">Whitlock &amp; Schluter Ch. 12 (Comparing Two Means) and Ch. 6 (Hypothesis Testing) on one- vs. two-tailed tests; Gotelli &amp; Ellison Ch. 4 (Framing and Testing Hypotheses).</w:t>
       </w:r>
     </w:p>
     <w:p>
@@ -8149,13 +8317,13 @@
       </w:r>
     </w:p>
     <w:bookmarkEnd w:id="30"/>
-    <w:bookmarkStart w:id="31" w:name="getting-unstuck"/>
+    <w:bookmarkStart w:id="33" w:name="readings"/>
     <w:p>
       <w:pPr>
         <w:pStyle w:val="Heading1"/>
       </w:pPr>
       <w:r>
-        <w:t xml:space="preserve">Getting unstuck</w:t>
+        <w:t xml:space="preserve">Readings</w:t>
       </w:r>
     </w:p>
     <w:p>
@@ -8163,7 +8331,30 @@
         <w:pStyle w:val="FirstParagraph"/>
       </w:pPr>
       <w:r>
-        <w:t xml:space="preserve">When code breaks — and it will, that is normal:</w:t>
+        <w:rPr>
+          <w:b/>
+          <w:bCs/>
+        </w:rPr>
+        <w:t xml:space="preserve">Before next class</w:t>
+      </w:r>
+      <w:r>
+        <w:t xml:space="preserve"> </w:t>
+      </w:r>
+      <w:r>
+        <w:t xml:space="preserve">— chapter PDFs are posted on</w:t>
+      </w:r>
+      <w:r>
+        <w:t xml:space="preserve"> </w:t>
+      </w:r>
+      <w:r>
+        <w:rPr>
+          <w:b/>
+          <w:bCs/>
+        </w:rPr>
+        <w:t xml:space="preserve">Canvas</w:t>
+      </w:r>
+      <w:r>
+        <w:t xml:space="preserve">:</w:t>
       </w:r>
     </w:p>
     <w:p>
@@ -8179,13 +8370,65 @@
           <w:b/>
           <w:bCs/>
         </w:rPr>
-        <w:t xml:space="preserve">Read the error message out loud.</w:t>
-      </w:r>
-      <w:r>
-        <w:t xml:space="preserve"> </w:t>
-      </w:r>
-      <w:r>
-        <w:t xml:space="preserve">R usually names the line and the problem.</w:t>
+        <w:t xml:space="preserve">Whitlock &amp; Schluter</w:t>
+      </w:r>
+      <w:r>
+        <w:t xml:space="preserve">,</w:t>
+      </w:r>
+      <w:r>
+        <w:t xml:space="preserve"> </w:t>
+      </w:r>
+      <w:r>
+        <w:rPr>
+          <w:i/>
+          <w:iCs/>
+        </w:rPr>
+        <w:t xml:space="preserve">The Analysis of Biological Data</w:t>
+      </w:r>
+      <w:r>
+        <w:t xml:space="preserve"> </w:t>
+      </w:r>
+      <w:r>
+        <w:t xml:space="preserve">—</w:t>
+      </w:r>
+      <w:r>
+        <w:t xml:space="preserve"> </w:t>
+      </w:r>
+      <w:r>
+        <w:rPr>
+          <w:b/>
+          <w:bCs/>
+        </w:rPr>
+        <w:t xml:space="preserve">Ch. 5</w:t>
+      </w:r>
+      <w:r>
+        <w:t xml:space="preserve">, Probability;</w:t>
+      </w:r>
+      <w:r>
+        <w:t xml:space="preserve"> </w:t>
+      </w:r>
+      <w:r>
+        <w:rPr>
+          <w:b/>
+          <w:bCs/>
+        </w:rPr>
+        <w:t xml:space="preserve">Ch. 10</w:t>
+      </w:r>
+      <w:r>
+        <w:t xml:space="preserve">, The Normal Distribution;</w:t>
+      </w:r>
+      <w:r>
+        <w:t xml:space="preserve"> </w:t>
+      </w:r>
+      <w:r>
+        <w:rPr>
+          <w:b/>
+          <w:bCs/>
+        </w:rPr>
+        <w:t xml:space="preserve">Ch. 6</w:t>
+      </w:r>
+      <w:r>
+        <w:t xml:space="preserve">, Hypothesis Testing. If you read only one, read Ch. 6</w:t>
       </w:r>
     </w:p>
     <w:p>
@@ -8201,79 +8444,10 @@
           <w:b/>
           <w:bCs/>
         </w:rPr>
-        <w:t xml:space="preserve">Check the usual suspects:</w:t>
-      </w:r>
-      <w:r>
-        <w:t xml:space="preserve"> </w:t>
-      </w:r>
-      <w:r>
-        <w:t xml:space="preserve">did you run</w:t>
-      </w:r>
-      <w:r>
-        <w:t xml:space="preserve"> </w:t>
-      </w:r>
-      <w:r>
-        <w:rPr>
-          <w:rStyle w:val="VerbatimChar"/>
-        </w:rPr>
-        <w:t xml:space="preserve">library(tidyverse)</w:t>
+        <w:t xml:space="preserve">Gotelli &amp; Ellison</w:t>
       </w:r>
       <w:r>
         <w:t xml:space="preserve">,</w:t>
-      </w:r>
-      <w:r>
-        <w:t xml:space="preserve"> </w:t>
-      </w:r>
-      <w:r>
-        <w:rPr>
-          <w:rStyle w:val="VerbatimChar"/>
-        </w:rPr>
-        <w:t xml:space="preserve">library(patchwork)</w:t>
-      </w:r>
-      <w:r>
-        <w:t xml:space="preserve">, and</w:t>
-      </w:r>
-      <w:r>
-        <w:t xml:space="preserve"> </w:t>
-      </w:r>
-      <w:r>
-        <w:rPr>
-          <w:rStyle w:val="VerbatimChar"/>
-        </w:rPr>
-        <w:t xml:space="preserve">library(skimr)</w:t>
-      </w:r>
-      <w:r>
-        <w:t xml:space="preserve">? Spelling? A missing</w:t>
-      </w:r>
-      <w:r>
-        <w:t xml:space="preserve"> </w:t>
-      </w:r>
-      <w:r>
-        <w:rPr>
-          <w:rStyle w:val="VerbatimChar"/>
-        </w:rPr>
-        <w:t xml:space="preserve">)</w:t>
-      </w:r>
-      <w:r>
-        <w:t xml:space="preserve"> </w:t>
-      </w:r>
-      <w:r>
-        <w:t xml:space="preserve">or</w:t>
-      </w:r>
-      <w:r>
-        <w:t xml:space="preserve"> </w:t>
-      </w:r>
-      <w:r>
-        <w:rPr>
-          <w:rStyle w:val="VerbatimChar"/>
-        </w:rPr>
-        <w:t xml:space="preserve">%&gt;%</w:t>
-      </w:r>
-      <w:r>
-        <w:t xml:space="preserve"> </w:t>
-      </w:r>
-      <w:r>
-        <w:t xml:space="preserve">at the</w:t>
       </w:r>
       <w:r>
         <w:t xml:space="preserve"> </w:t>
@@ -8283,13 +8457,222 @@
           <w:i/>
           <w:iCs/>
         </w:rPr>
-        <w:t xml:space="preserve">start</w:t>
-      </w:r>
-      <w:r>
-        <w:t xml:space="preserve"> </w:t>
-      </w:r>
-      <w:r>
-        <w:t xml:space="preserve">of a line?</w:t>
+        <w:t xml:space="preserve">A Primer of Ecological Statistics</w:t>
+      </w:r>
+      <w:r>
+        <w:t xml:space="preserve"> </w:t>
+      </w:r>
+      <w:r>
+        <w:t xml:space="preserve">—</w:t>
+      </w:r>
+      <w:r>
+        <w:t xml:space="preserve"> </w:t>
+      </w:r>
+      <w:r>
+        <w:rPr>
+          <w:b/>
+          <w:bCs/>
+        </w:rPr>
+        <w:t xml:space="preserve">Ch. 2</w:t>
+      </w:r>
+      <w:r>
+        <w:t xml:space="preserve">, Random Variables and Probability Distributions, and</w:t>
+      </w:r>
+      <w:r>
+        <w:t xml:space="preserve"> </w:t>
+      </w:r>
+      <w:r>
+        <w:rPr>
+          <w:b/>
+          <w:bCs/>
+        </w:rPr>
+        <w:t xml:space="preserve">Ch. 4</w:t>
+      </w:r>
+      <w:r>
+        <w:t xml:space="preserve">, Framing and Testing Hypotheses</w:t>
+      </w:r>
+    </w:p>
+    <w:p>
+      <w:pPr>
+        <w:pStyle w:val="FirstParagraph"/>
+      </w:pPr>
+      <w:r>
+        <w:rPr>
+          <w:b/>
+          <w:bCs/>
+        </w:rPr>
+        <w:t xml:space="preserve">Where each part of this worksheet lives:</w:t>
+      </w:r>
+    </w:p>
+    <w:tbl>
+      <w:tblPr>
+        <w:tblStyle w:val="Table"/>
+        <w:tblW w:type="pct" w:w="5000"/>
+        <w:tblLayout w:type="fixed"/>
+        <w:tblLook w:firstRow="1" w:lastRow="0" w:firstColumn="0" w:lastColumn="0" w:noHBand="0" w:noVBand="0" w:val="0020"/>
+      </w:tblPr>
+      <w:tblGrid>
+        <w:gridCol w:w="5760"/>
+        <w:gridCol w:w="2160"/>
+      </w:tblGrid>
+      <w:tr>
+        <w:trPr>
+          <w:tblHeader w:val="on"/>
+        </w:trPr>
+        <w:tc>
+          <w:tcPr/>
+          <w:p>
+            <w:pPr>
+              <w:pStyle w:val="Compact"/>
+            </w:pPr>
+            <w:r>
+              <w:t xml:space="preserve">Worksheet part</w:t>
+            </w:r>
+          </w:p>
+        </w:tc>
+        <w:tc>
+          <w:tcPr/>
+          <w:p>
+            <w:pPr>
+              <w:pStyle w:val="Compact"/>
+            </w:pPr>
+            <w:r>
+              <w:t xml:space="preserve">Read</w:t>
+            </w:r>
+          </w:p>
+        </w:tc>
+      </w:tr>
+      <w:tr>
+        <w:tc>
+          <w:tcPr/>
+          <w:p>
+            <w:pPr>
+              <w:pStyle w:val="Compact"/>
+            </w:pPr>
+            <w:r>
+              <w:t xml:space="preserve">Parts 2-3 — summary stats, histograms</w:t>
+            </w:r>
+          </w:p>
+        </w:tc>
+        <w:tc>
+          <w:tcPr/>
+          <w:p>
+            <w:pPr>
+              <w:pStyle w:val="Compact"/>
+            </w:pPr>
+            <w:r>
+              <w:t xml:space="preserve">W&amp;S Ch. 2-4</w:t>
+            </w:r>
+          </w:p>
+        </w:tc>
+      </w:tr>
+      <w:tr>
+        <w:tc>
+          <w:tcPr/>
+          <w:p>
+            <w:pPr>
+              <w:pStyle w:val="Compact"/>
+            </w:pPr>
+            <w:r>
+              <w:t xml:space="preserve">Parts 4-5 — density curves, area as probability</w:t>
+            </w:r>
+          </w:p>
+        </w:tc>
+        <w:tc>
+          <w:tcPr/>
+          <w:p>
+            <w:pPr>
+              <w:pStyle w:val="Compact"/>
+            </w:pPr>
+            <w:r>
+              <w:t xml:space="preserve">W&amp;S Ch. 5; Gotelli Ch. 2</w:t>
+            </w:r>
+          </w:p>
+        </w:tc>
+      </w:tr>
+      <w:tr>
+        <w:tc>
+          <w:tcPr/>
+          <w:p>
+            <w:pPr>
+              <w:pStyle w:val="Compact"/>
+            </w:pPr>
+            <w:r>
+              <w:t xml:space="preserve">Part 6 — z-scores</w:t>
+            </w:r>
+          </w:p>
+        </w:tc>
+        <w:tc>
+          <w:tcPr/>
+          <w:p>
+            <w:pPr>
+              <w:pStyle w:val="Compact"/>
+            </w:pPr>
+            <w:r>
+              <w:t xml:space="preserve">W&amp;S Ch. 10</w:t>
+            </w:r>
+          </w:p>
+        </w:tc>
+      </w:tr>
+      <w:tr>
+        <w:tc>
+          <w:tcPr/>
+          <w:p>
+            <w:pPr>
+              <w:pStyle w:val="Compact"/>
+            </w:pPr>
+            <w:r>
+              <w:t xml:space="preserve">Part 7 — one-sample t-test</w:t>
+            </w:r>
+          </w:p>
+        </w:tc>
+        <w:tc>
+          <w:tcPr/>
+          <w:p>
+            <w:pPr>
+              <w:pStyle w:val="Compact"/>
+            </w:pPr>
+            <w:r>
+              <w:t xml:space="preserve">W&amp;S Ch. 11; W&amp;S Ch. 6</w:t>
+            </w:r>
+          </w:p>
+        </w:tc>
+      </w:tr>
+      <w:tr>
+        <w:tc>
+          <w:tcPr/>
+          <w:p>
+            <w:pPr>
+              <w:pStyle w:val="Compact"/>
+            </w:pPr>
+            <w:r>
+              <w:t xml:space="preserve">Part 8 — two-sample t-test</w:t>
+            </w:r>
+          </w:p>
+        </w:tc>
+        <w:tc>
+          <w:tcPr/>
+          <w:p>
+            <w:pPr>
+              <w:pStyle w:val="Compact"/>
+            </w:pPr>
+            <w:r>
+              <w:t xml:space="preserve">W&amp;S Ch. 12; Gotelli Ch. 4</w:t>
+            </w:r>
+          </w:p>
+        </w:tc>
+      </w:tr>
+    </w:tbl>
+    <w:p>
+      <w:pPr>
+        <w:pStyle w:val="BodyText"/>
+      </w:pPr>
+      <w:r>
+        <w:rPr>
+          <w:b/>
+          <w:bCs/>
+        </w:rPr>
+        <w:t xml:space="preserve">If you want more:</w:t>
       </w:r>
     </w:p>
     <w:p>
@@ -8297,20 +8680,11 @@
         <w:pStyle w:val="Compact"/>
         <w:numPr>
           <w:ilvl w:val="0"/>
-          <w:numId w:val="1007"/>
+          <w:numId w:val="1008"/>
         </w:numPr>
       </w:pPr>
       <w:r>
-        <w:rPr>
-          <w:rStyle w:val="VerbatimChar"/>
-        </w:rPr>
-        <w:t xml:space="preserve">?function_name</w:t>
-      </w:r>
-      <w:r>
-        <w:t xml:space="preserve"> </w:t>
-      </w:r>
-      <w:r>
-        <w:t xml:space="preserve">opens the built-in help page.</w:t>
+        <w:t xml:space="preserve">Whitlock &amp; Schluter, Ch. 13 — Handling Violations of Assumptions, for checking normality before you trust any of this</w:t>
       </w:r>
     </w:p>
     <w:p>
@@ -8318,7 +8692,7 @@
         <w:pStyle w:val="Compact"/>
         <w:numPr>
           <w:ilvl w:val="0"/>
-          <w:numId w:val="1007"/>
+          <w:numId w:val="1008"/>
         </w:numPr>
       </w:pPr>
       <w:r>
@@ -8326,37 +8700,44 @@
           <w:b/>
           <w:bCs/>
         </w:rPr>
-        <w:t xml:space="preserve">Bring the exact error</w:t>
-      </w:r>
-      <w:r>
-        <w:t xml:space="preserve"> </w:t>
-      </w:r>
-      <w:r>
-        <w:t xml:space="preserve">(copy-paste it) to class or office hours.</w:t>
-      </w:r>
-    </w:p>
-    <w:p>
-      <w:pPr>
-        <w:pStyle w:val="BlockText"/>
-      </w:pPr>
-      <w:r>
-        <w:t xml:space="preserve">💡</w:t>
-      </w:r>
-      <w:r>
-        <w:t xml:space="preserve"> </w:t>
-      </w:r>
-      <w:r>
-        <w:rPr>
-          <w:b/>
-          <w:bCs/>
-        </w:rPr>
-        <w:t xml:space="preserve">Key idea:</w:t>
-      </w:r>
-      <w:r>
-        <w:t xml:space="preserve"> </w:t>
-      </w:r>
-      <w:r>
-        <w:t xml:space="preserve">Every working scientist googles error messages daily. Getting stuck is not failing — it is the job.</w:t>
+        <w:t xml:space="preserve">R for Data Science (2e)</w:t>
+      </w:r>
+      <w:r>
+        <w:t xml:space="preserve">, free online:</w:t>
+      </w:r>
+      <w:r>
+        <w:t xml:space="preserve"> </w:t>
+      </w:r>
+      <w:hyperlink r:id="rId31">
+        <w:r>
+          <w:rPr>
+            <w:rStyle w:val="Hyperlink"/>
+          </w:rPr>
+          <w:t xml:space="preserve">§10 — Exploratory data analysis</w:t>
+        </w:r>
+      </w:hyperlink>
+      <w:r>
+        <w:t xml:space="preserve"> </w:t>
+      </w:r>
+      <w:r>
+        <w:t xml:space="preserve">and</w:t>
+      </w:r>
+      <w:r>
+        <w:t xml:space="preserve"> </w:t>
+      </w:r>
+      <w:hyperlink r:id="rId32">
+        <w:r>
+          <w:rPr>
+            <w:rStyle w:val="Hyperlink"/>
+          </w:rPr>
+          <w:t xml:space="preserve">§9 — Layers</w:t>
+        </w:r>
+      </w:hyperlink>
+      <w:r>
+        <w:t xml:space="preserve"> </w:t>
+      </w:r>
+      <w:r>
+        <w:t xml:space="preserve">for the density and histogram plots</w:t>
       </w:r>
     </w:p>
     <w:p>
@@ -8366,7 +8747,257 @@
         </w:pict>
       </w:r>
     </w:p>
-    <w:bookmarkEnd w:id="31"/>
+    <w:bookmarkEnd w:id="33"/>
+    <w:bookmarkStart w:id="35" w:name="getting-unstuck"/>
+    <w:p>
+      <w:pPr>
+        <w:pStyle w:val="Heading1"/>
+      </w:pPr>
+      <w:r>
+        <w:t xml:space="preserve">Getting unstuck</w:t>
+      </w:r>
+    </w:p>
+    <w:p>
+      <w:pPr>
+        <w:pStyle w:val="FirstParagraph"/>
+      </w:pPr>
+      <w:r>
+        <w:t xml:space="preserve">When code breaks — and it will, that is normal:</w:t>
+      </w:r>
+    </w:p>
+    <w:p>
+      <w:pPr>
+        <w:pStyle w:val="Compact"/>
+        <w:numPr>
+          <w:ilvl w:val="0"/>
+          <w:numId w:val="1009"/>
+        </w:numPr>
+      </w:pPr>
+      <w:r>
+        <w:rPr>
+          <w:b/>
+          <w:bCs/>
+        </w:rPr>
+        <w:t xml:space="preserve">Read the error message out loud.</w:t>
+      </w:r>
+      <w:r>
+        <w:t xml:space="preserve"> </w:t>
+      </w:r>
+      <w:r>
+        <w:t xml:space="preserve">R usually names the line and the problem.</w:t>
+      </w:r>
+    </w:p>
+    <w:p>
+      <w:pPr>
+        <w:pStyle w:val="Compact"/>
+        <w:numPr>
+          <w:ilvl w:val="0"/>
+          <w:numId w:val="1009"/>
+        </w:numPr>
+      </w:pPr>
+      <w:r>
+        <w:rPr>
+          <w:b/>
+          <w:bCs/>
+        </w:rPr>
+        <w:t xml:space="preserve">Check the usual suspects:</w:t>
+      </w:r>
+      <w:r>
+        <w:t xml:space="preserve"> </w:t>
+      </w:r>
+      <w:r>
+        <w:t xml:space="preserve">did you run</w:t>
+      </w:r>
+      <w:r>
+        <w:t xml:space="preserve"> </w:t>
+      </w:r>
+      <w:r>
+        <w:rPr>
+          <w:rStyle w:val="VerbatimChar"/>
+        </w:rPr>
+        <w:t xml:space="preserve">library(tidyverse)</w:t>
+      </w:r>
+      <w:r>
+        <w:t xml:space="preserve">,</w:t>
+      </w:r>
+      <w:r>
+        <w:t xml:space="preserve"> </w:t>
+      </w:r>
+      <w:r>
+        <w:rPr>
+          <w:rStyle w:val="VerbatimChar"/>
+        </w:rPr>
+        <w:t xml:space="preserve">library(patchwork)</w:t>
+      </w:r>
+      <w:r>
+        <w:t xml:space="preserve">, and</w:t>
+      </w:r>
+      <w:r>
+        <w:t xml:space="preserve"> </w:t>
+      </w:r>
+      <w:r>
+        <w:rPr>
+          <w:rStyle w:val="VerbatimChar"/>
+        </w:rPr>
+        <w:t xml:space="preserve">library(skimr)</w:t>
+      </w:r>
+      <w:r>
+        <w:t xml:space="preserve">? Spelling? A missing</w:t>
+      </w:r>
+      <w:r>
+        <w:t xml:space="preserve"> </w:t>
+      </w:r>
+      <w:r>
+        <w:rPr>
+          <w:rStyle w:val="VerbatimChar"/>
+        </w:rPr>
+        <w:t xml:space="preserve">)</w:t>
+      </w:r>
+      <w:r>
+        <w:t xml:space="preserve"> </w:t>
+      </w:r>
+      <w:r>
+        <w:t xml:space="preserve">or</w:t>
+      </w:r>
+      <w:r>
+        <w:t xml:space="preserve"> </w:t>
+      </w:r>
+      <w:r>
+        <w:rPr>
+          <w:rStyle w:val="VerbatimChar"/>
+        </w:rPr>
+        <w:t xml:space="preserve">%&gt;%</w:t>
+      </w:r>
+      <w:r>
+        <w:t xml:space="preserve"> </w:t>
+      </w:r>
+      <w:r>
+        <w:t xml:space="preserve">at the</w:t>
+      </w:r>
+      <w:r>
+        <w:t xml:space="preserve"> </w:t>
+      </w:r>
+      <w:r>
+        <w:rPr>
+          <w:i/>
+          <w:iCs/>
+        </w:rPr>
+        <w:t xml:space="preserve">start</w:t>
+      </w:r>
+      <w:r>
+        <w:t xml:space="preserve"> </w:t>
+      </w:r>
+      <w:r>
+        <w:t xml:space="preserve">of a line?</w:t>
+      </w:r>
+    </w:p>
+    <w:p>
+      <w:pPr>
+        <w:pStyle w:val="Compact"/>
+        <w:numPr>
+          <w:ilvl w:val="0"/>
+          <w:numId w:val="1009"/>
+        </w:numPr>
+      </w:pPr>
+      <w:r>
+        <w:rPr>
+          <w:rStyle w:val="VerbatimChar"/>
+        </w:rPr>
+        <w:t xml:space="preserve">?function_name</w:t>
+      </w:r>
+      <w:r>
+        <w:t xml:space="preserve"> </w:t>
+      </w:r>
+      <w:r>
+        <w:t xml:space="preserve">opens the built-in help page.</w:t>
+      </w:r>
+    </w:p>
+    <w:p>
+      <w:pPr>
+        <w:pStyle w:val="Compact"/>
+        <w:numPr>
+          <w:ilvl w:val="0"/>
+          <w:numId w:val="1009"/>
+        </w:numPr>
+      </w:pPr>
+      <w:r>
+        <w:rPr>
+          <w:b/>
+          <w:bCs/>
+        </w:rPr>
+        <w:t xml:space="preserve">Bring the exact error</w:t>
+      </w:r>
+      <w:r>
+        <w:t xml:space="preserve"> </w:t>
+      </w:r>
+      <w:r>
+        <w:t xml:space="preserve">(copy-paste it) to class or office hours.</w:t>
+      </w:r>
+    </w:p>
+    <w:p>
+      <w:pPr>
+        <w:pStyle w:val="BlockText"/>
+      </w:pPr>
+      <w:r>
+        <w:t xml:space="preserve">📖</w:t>
+      </w:r>
+      <w:r>
+        <w:t xml:space="preserve"> </w:t>
+      </w:r>
+      <w:r>
+        <w:rPr>
+          <w:b/>
+          <w:bCs/>
+        </w:rPr>
+        <w:t xml:space="preserve">Read more:</w:t>
+      </w:r>
+      <w:r>
+        <w:t xml:space="preserve"> </w:t>
+      </w:r>
+      <w:hyperlink r:id="rId34">
+        <w:r>
+          <w:rPr>
+            <w:rStyle w:val="Hyperlink"/>
+          </w:rPr>
+          <w:t xml:space="preserve">R4DS §8 — Workflow: getting help</w:t>
+        </w:r>
+      </w:hyperlink>
+      <w:r>
+        <w:t xml:space="preserve">.</w:t>
+      </w:r>
+    </w:p>
+    <w:p>
+      <w:pPr>
+        <w:pStyle w:val="BlockText"/>
+      </w:pPr>
+      <w:r>
+        <w:t xml:space="preserve">💡</w:t>
+      </w:r>
+      <w:r>
+        <w:t xml:space="preserve"> </w:t>
+      </w:r>
+      <w:r>
+        <w:rPr>
+          <w:b/>
+          <w:bCs/>
+        </w:rPr>
+        <w:t xml:space="preserve">Key idea:</w:t>
+      </w:r>
+      <w:r>
+        <w:t xml:space="preserve"> </w:t>
+      </w:r>
+      <w:r>
+        <w:t xml:space="preserve">Every working scientist googles error messages daily. Getting stuck is not failing — it is the job.</w:t>
+      </w:r>
+    </w:p>
+    <w:p>
+      <w:r>
+        <w:pict>
+          <v:rect style="width:0;height:1.5pt" o:hralign="center" o:hrstd="t" o:hr="t"/>
+        </w:pict>
+      </w:r>
+    </w:p>
+    <w:bookmarkEnd w:id="35"/>
     <w:sectPr>
       <w:pgSz w:h="15840" w:w="12240"/>
       <w:pgMar w:bottom="1440" w:footer="720" w:gutter="0" w:header="720" w:left="1440" w:right="1440" w:top="1440"/>
@@ -8637,6 +9268,109 @@
       <w:pPr>
         <w:ind w:left="6480" w:hanging="360"/>
       </w:pPr>
+    </w:lvl>
+  </w:abstractNum>
+  <w:abstractNum w:abstractNumId="991">
+    <w:nsid w:val="0000A991"/>
+    <w:multiLevelType w:val="multilevel"/>
+    <w:lvl w:ilvl="0">
+      <w:numFmt w:val="bullet"/>
+      <w:lvlText w:val=""/>
+      <w:lvlJc w:val="left"/>
+      <w:pPr>
+        <w:ind w:left="720" w:hanging="360"/>
+      </w:pPr>
+      <w:rPr>
+        <w:rFonts w:ascii="Symbol" w:hAnsi="Symbol" w:cs="Symbol" w:hint="default"/>
+      </w:rPr>
+    </w:lvl>
+    <w:lvl w:ilvl="1">
+      <w:numFmt w:val="bullet"/>
+      <w:lvlText w:val="o"/>
+      <w:lvlJc w:val="left"/>
+      <w:pPr>
+        <w:ind w:left="1440" w:hanging="360"/>
+      </w:pPr>
+      <w:rPr>
+        <w:rFonts w:ascii="Courier New" w:hAnsi="Courier New" w:cs="Courier New" w:hint="default"/>
+      </w:rPr>
+    </w:lvl>
+    <w:lvl w:ilvl="2">
+      <w:numFmt w:val="bullet"/>
+      <w:lvlText w:val=""/>
+      <w:lvlJc w:val="left"/>
+      <w:pPr>
+        <w:ind w:left="2160" w:hanging="360"/>
+      </w:pPr>
+      <w:rPr>
+        <w:rFonts w:ascii="Wingdings" w:hAnsi="Wingdings" w:cs="Wingdings" w:hint="default"/>
+      </w:rPr>
+    </w:lvl>
+    <w:lvl w:ilvl="3">
+      <w:numFmt w:val="bullet"/>
+      <w:lvlText w:val=""/>
+      <w:lvlJc w:val="left"/>
+      <w:pPr>
+        <w:ind w:left="2880" w:hanging="360"/>
+      </w:pPr>
+      <w:rPr>
+        <w:rFonts w:ascii="Symbol" w:hAnsi="Symbol" w:cs="Symbol" w:hint="default"/>
+      </w:rPr>
+    </w:lvl>
+    <w:lvl w:ilvl="4">
+      <w:numFmt w:val="bullet"/>
+      <w:lvlText w:val="o"/>
+      <w:lvlJc w:val="left"/>
+      <w:pPr>
+        <w:ind w:left="3600" w:hanging="360"/>
+      </w:pPr>
+      <w:rPr>
+        <w:rFonts w:ascii="Courier New" w:hAnsi="Courier New" w:cs="Courier New" w:hint="default"/>
+      </w:rPr>
+    </w:lvl>
+    <w:lvl w:ilvl="5">
+      <w:numFmt w:val="bullet"/>
+      <w:lvlText w:val=""/>
+      <w:lvlJc w:val="left"/>
+      <w:pPr>
+        <w:ind w:left="4320" w:hanging="360"/>
+      </w:pPr>
+      <w:rPr>
+        <w:rFonts w:ascii="Wingdings" w:hAnsi="Wingdings" w:cs="Wingdings" w:hint="default"/>
+      </w:rPr>
+    </w:lvl>
+    <w:lvl w:ilvl="6">
+      <w:numFmt w:val="bullet"/>
+      <w:lvlText w:val=""/>
+      <w:lvlJc w:val="left"/>
+      <w:pPr>
+        <w:ind w:left="5040" w:hanging="360"/>
+      </w:pPr>
+      <w:rPr>
+        <w:rFonts w:ascii="Symbol" w:hAnsi="Symbol" w:cs="Symbol" w:hint="default"/>
+      </w:rPr>
+    </w:lvl>
+    <w:lvl w:ilvl="7">
+      <w:numFmt w:val="bullet"/>
+      <w:lvlText w:val="o"/>
+      <w:lvlJc w:val="left"/>
+      <w:pPr>
+        <w:ind w:left="5760" w:hanging="360"/>
+      </w:pPr>
+      <w:rPr>
+        <w:rFonts w:ascii="Courier New" w:hAnsi="Courier New" w:cs="Courier New" w:hint="default"/>
+      </w:rPr>
+    </w:lvl>
+    <w:lvl w:ilvl="8">
+      <w:numFmt w:val="bullet"/>
+      <w:lvlText w:val=""/>
+      <w:lvlJc w:val="left"/>
+      <w:pPr>
+        <w:ind w:left="6480" w:hanging="360"/>
+      </w:pPr>
+      <w:rPr>
+        <w:rFonts w:ascii="Wingdings" w:hAnsi="Wingdings" w:cs="Wingdings" w:hint="default"/>
+      </w:rPr>
     </w:lvl>
   </w:abstractNum>
   <w:num w:numId="1000">
@@ -8688,6 +9422,12 @@
     </w:lvlOverride>
   </w:num>
   <w:num w:numId="1007">
+    <w:abstractNumId w:val="991"/>
+  </w:num>
+  <w:num w:numId="1008">
+    <w:abstractNumId w:val="991"/>
+  </w:num>
+  <w:num w:numId="1009">
     <w:abstractNumId w:val="99411"/>
     <w:lvlOverride w:ilvl="0">
       <w:startOverride w:val="1"/>

--- a/docs/content/probability_inference/probability_inference_activity.docx
+++ b/docs/content/probability_inference/probability_inference_activity.docx
@@ -10391,7 +10391,7 @@
         <w:bottom w:color="FF0000" w:space="1" w:sz="8" w:val="single"/>
         <w:right w:color="FF0000" w:space="4" w:sz="8" w:val="single"/>
       </w:pBdr>
-      <w:shd w:color="auto" w:fill="auto" w:val="pct15"/>
+      <w:shd w:color="auto" w:fill="FBFBFB" w:val="clear"/>
       <w:spacing w:after="120" w:before="120"/>
       <w:ind w:left="432" w:right="432"/>
     </w:pPr>
@@ -10407,12 +10407,12 @@
     <w:rsid w:val="00771E03"/>
     <w:pPr>
       <w:pBdr>
-        <w:top w:color="auto" w:space="1" w:sz="8" w:val="single"/>
-        <w:left w:color="auto" w:space="4" w:sz="8" w:val="single"/>
-        <w:bottom w:color="auto" w:space="1" w:sz="8" w:val="single"/>
-        <w:right w:color="auto" w:space="4" w:sz="8" w:val="single"/>
+        <w:top w:color="BFBFBF" w:space="1" w:sz="6" w:val="single"/>
+        <w:left w:color="BFBFBF" w:space="4" w:sz="6" w:val="single"/>
+        <w:bottom w:color="BFBFBF" w:space="1" w:sz="6" w:val="single"/>
+        <w:right w:color="BFBFBF" w:space="4" w:sz="6" w:val="single"/>
       </w:pBdr>
-      <w:shd w:color="auto" w:fill="auto" w:val="pct15"/>
+      <w:shd w:color="auto" w:fill="FBFBFB" w:val="clear"/>
       <w:spacing w:after="240" w:before="240"/>
       <w:ind w:left="432" w:right="432"/>
     </w:pPr>
@@ -10427,7 +10427,13 @@
     <w:qFormat/>
     <w:rsid w:val="00771E03"/>
     <w:pPr>
-      <w:shd w:color="auto" w:fill="auto" w:val="pct15"/>
+      <w:pBdr>
+        <w:top w:color="BFBFBF" w:space="1" w:sz="6" w:val="single"/>
+        <w:left w:color="BFBFBF" w:space="4" w:sz="6" w:val="single"/>
+        <w:bottom w:color="BFBFBF" w:space="1" w:sz="6" w:val="single"/>
+        <w:right w:color="BFBFBF" w:space="4" w:sz="6" w:val="single"/>
+      </w:pBdr>
+      <w:shd w:color="auto" w:fill="FBFBFB" w:val="clear"/>
       <w:spacing w:after="240" w:before="240"/>
       <w:ind w:left="432" w:right="432"/>
     </w:pPr>

--- a/docs/content/probability_inference/probability_inference_activity.docx
+++ b/docs/content/probability_inference/probability_inference_activity.docx
@@ -886,9 +886,11 @@
       <w:r>
         <w:t xml:space="preserve">Which lake has more fish measured? Which has the larger mean length? Which has the larger SD?</w:t>
       </w:r>
-      <w:r>
-        <w:t xml:space="preserve"> </w:t>
-      </w:r>
+    </w:p>
+    <w:p>
+      <w:pPr>
+        <w:pStyle w:val="BodyText"/>
+      </w:pPr>
       <w:r>
         <w:rPr>
           <w:rStyle w:val="VerbatimChar"/>
@@ -2134,9 +2136,11 @@
       <w:r>
         <w:t xml:space="preserve">columns match?</w:t>
       </w:r>
-      <w:r>
-        <w:t xml:space="preserve"> </w:t>
-      </w:r>
+    </w:p>
+    <w:p>
+      <w:pPr>
+        <w:pStyle w:val="BodyText"/>
+      </w:pPr>
       <w:r>
         <w:rPr>
           <w:rStyle w:val="VerbatimChar"/>
@@ -2906,9 +2910,11 @@
       <w:r>
         <w:t xml:space="preserve">them? Look especially at the right-hand side.</w:t>
       </w:r>
-      <w:r>
-        <w:t xml:space="preserve"> </w:t>
-      </w:r>
+    </w:p>
+    <w:p>
+      <w:pPr>
+        <w:pStyle w:val="BodyText"/>
+      </w:pPr>
       <w:r>
         <w:rPr>
           <w:rStyle w:val="VerbatimChar"/>
@@ -3440,9 +3446,11 @@
       <w:r>
         <w:t xml:space="preserve">?</w:t>
       </w:r>
-      <w:r>
-        <w:t xml:space="preserve"> </w:t>
-      </w:r>
+    </w:p>
+    <w:p>
+      <w:pPr>
+        <w:pStyle w:val="BodyText"/>
+      </w:pPr>
       <w:r>
         <w:rPr>
           <w:rStyle w:val="VerbatimChar"/>
@@ -3658,9 +3666,11 @@
       <w:r>
         <w:t xml:space="preserve">A perfect normal distribution gives 68%. What did you get, and is the gap big or small?</w:t>
       </w:r>
-      <w:r>
-        <w:t xml:space="preserve"> </w:t>
-      </w:r>
+    </w:p>
+    <w:p>
+      <w:pPr>
+        <w:pStyle w:val="BodyText"/>
+      </w:pPr>
       <w:r>
         <w:rPr>
           <w:rStyle w:val="VerbatimChar"/>
@@ -4511,9 +4521,11 @@
       <w:r>
         <w:t xml:space="preserve">In one sentence, what does that last number mean to someone fishing lake I3?</w:t>
       </w:r>
-      <w:r>
-        <w:t xml:space="preserve"> </w:t>
-      </w:r>
+    </w:p>
+    <w:p>
+      <w:pPr>
+        <w:pStyle w:val="BodyText"/>
+      </w:pPr>
       <w:r>
         <w:rPr>
           <w:rStyle w:val="VerbatimChar"/>
@@ -4590,7 +4602,7 @@
         <w:rPr>
           <w:rStyle w:val="CommentTok"/>
         </w:rPr>
-        <w:t xml:space="preserve"># Write your code here:</w:t>
+        <w:t xml:space="preserve"># Write your code in the R script:</w:t>
       </w:r>
     </w:p>
     <w:tbl>
@@ -5374,9 +5386,11 @@
       <w:r>
         <w:t xml:space="preserve">What is the p-value, and what does it say about normality? On the Q-Q plot, where do the points leave the red line?</w:t>
       </w:r>
-      <w:r>
-        <w:t xml:space="preserve"> </w:t>
-      </w:r>
+    </w:p>
+    <w:p>
+      <w:pPr>
+        <w:pStyle w:val="BodyText"/>
+      </w:pPr>
       <w:r>
         <w:rPr>
           <w:rStyle w:val="VerbatimChar"/>
@@ -5686,9 +5700,11 @@
       <w:r>
         <w:t xml:space="preserve">rather than in the middle?</w:t>
       </w:r>
-      <w:r>
-        <w:t xml:space="preserve"> </w:t>
-      </w:r>
+    </w:p>
+    <w:p>
+      <w:pPr>
+        <w:pStyle w:val="BodyText"/>
+      </w:pPr>
       <w:r>
         <w:rPr>
           <w:rStyle w:val="VerbatimChar"/>
@@ -5850,7 +5866,7 @@
               <w:rPr>
                 <w:rStyle w:val="CommentTok"/>
               </w:rPr>
-              <w:t xml:space="preserve"># Write your code here:</w:t>
+              <w:t xml:space="preserve"># Write your code in the R script:</w:t>
             </w:r>
           </w:p>
           <w:p/>
@@ -6256,9 +6272,11 @@
       <w:r>
         <w:t xml:space="preserve">If we measured 4× as many fish, which of those two numbers would shrink, and by how much?</w:t>
       </w:r>
-      <w:r>
-        <w:t xml:space="preserve"> </w:t>
-      </w:r>
+    </w:p>
+    <w:p>
+      <w:pPr>
+        <w:pStyle w:val="BodyText"/>
+      </w:pPr>
       <w:r>
         <w:rPr>
           <w:rStyle w:val="VerbatimChar"/>
@@ -6740,9 +6758,11 @@
       <w:r>
         <w:t xml:space="preserve">— agree?</w:t>
       </w:r>
-      <w:r>
-        <w:t xml:space="preserve"> </w:t>
-      </w:r>
+    </w:p>
+    <w:p>
+      <w:pPr>
+        <w:pStyle w:val="BodyText"/>
+      </w:pPr>
       <w:r>
         <w:rPr>
           <w:rStyle w:val="VerbatimChar"/>
@@ -6894,9 +6914,11 @@
       <w:r>
         <w:t xml:space="preserve">Write the I3 interval as a sentence you could put in a paper.</w:t>
       </w:r>
-      <w:r>
-        <w:t xml:space="preserve"> </w:t>
-      </w:r>
+    </w:p>
+    <w:p>
+      <w:pPr>
+        <w:pStyle w:val="BodyText"/>
+      </w:pPr>
       <w:r>
         <w:rPr>
           <w:rStyle w:val="VerbatimChar"/>
@@ -7593,9 +7615,11 @@
       <w:r>
         <w:t xml:space="preserve">one?</w:t>
       </w:r>
-      <w:r>
-        <w:t xml:space="preserve"> </w:t>
-      </w:r>
+    </w:p>
+    <w:p>
+      <w:pPr>
+        <w:pStyle w:val="BodyText"/>
+      </w:pPr>
       <w:r>
         <w:rPr>
           <w:rStyle w:val="VerbatimChar"/>
@@ -8047,9 +8071,11 @@
       <w:r>
         <w:t xml:space="preserve">.</w:t>
       </w:r>
-      <w:r>
-        <w:t xml:space="preserve"> </w:t>
-      </w:r>
+    </w:p>
+    <w:p>
+      <w:pPr>
+        <w:pStyle w:val="BodyText"/>
+      </w:pPr>
       <w:r>
         <w:rPr>
           <w:rStyle w:val="VerbatimChar"/>
@@ -8325,9 +8351,11 @@
       <w:r>
         <w:t xml:space="preserve">, not just the p-value.</w:t>
       </w:r>
-      <w:r>
-        <w:t xml:space="preserve"> </w:t>
-      </w:r>
+    </w:p>
+    <w:p>
+      <w:pPr>
+        <w:pStyle w:val="BodyText"/>
+      </w:pPr>
       <w:r>
         <w:rPr>
           <w:rStyle w:val="VerbatimChar"/>
@@ -8367,9 +8395,11 @@
       <w:r>
         <w:t xml:space="preserve">. Look back at the SDs in Part 1.2. Why is Welch the right default here?</w:t>
       </w:r>
-      <w:r>
-        <w:t xml:space="preserve"> </w:t>
-      </w:r>
+    </w:p>
+    <w:p>
+      <w:pPr>
+        <w:pStyle w:val="BodyText"/>
+      </w:pPr>
       <w:r>
         <w:rPr>
           <w:rStyle w:val="VerbatimChar"/>
@@ -8544,7 +8574,7 @@
               <w:rPr>
                 <w:rStyle w:val="CommentTok"/>
               </w:rPr>
-              <w:t xml:space="preserve"># Write your code here:</w:t>
+              <w:t xml:space="preserve"># Write your code in the R script:</w:t>
             </w:r>
           </w:p>
           <w:p/>

--- a/docs/content/probability_inference/probability_inference_activity.docx
+++ b/docs/content/probability_inference/probability_inference_activity.docx
@@ -9324,248 +9324,7 @@
         <w:t xml:space="preserve">for the plots.</w:t>
       </w:r>
     </w:p>
-    <w:p>
-      <w:r>
-        <w:pict>
-          <v:rect style="width:0;height:1.5pt" o:hralign="center" o:hrstd="t" o:hr="t"/>
-        </w:pict>
-      </w:r>
-    </w:p>
     <w:bookmarkEnd w:id="39"/>
-    <w:bookmarkStart w:id="41" w:name="getting-unstuck"/>
-    <w:p>
-      <w:pPr>
-        <w:pStyle w:val="Heading1"/>
-      </w:pPr>
-      <w:r>
-        <w:t xml:space="preserve">Getting unstuck</w:t>
-      </w:r>
-    </w:p>
-    <w:p>
-      <w:pPr>
-        <w:pStyle w:val="FirstParagraph"/>
-      </w:pPr>
-      <w:r>
-        <w:t xml:space="preserve">When code breaks — and it will, that is normal:</w:t>
-      </w:r>
-    </w:p>
-    <w:p>
-      <w:pPr>
-        <w:pStyle w:val="Compact"/>
-        <w:numPr>
-          <w:ilvl w:val="0"/>
-          <w:numId w:val="1012"/>
-        </w:numPr>
-      </w:pPr>
-      <w:r>
-        <w:rPr>
-          <w:b/>
-          <w:bCs/>
-        </w:rPr>
-        <w:t xml:space="preserve">Read the error message out loud.</w:t>
-      </w:r>
-      <w:r>
-        <w:t xml:space="preserve"> </w:t>
-      </w:r>
-      <w:r>
-        <w:t xml:space="preserve">R usually names the line and the problem.</w:t>
-      </w:r>
-    </w:p>
-    <w:p>
-      <w:pPr>
-        <w:pStyle w:val="Compact"/>
-        <w:numPr>
-          <w:ilvl w:val="0"/>
-          <w:numId w:val="1012"/>
-        </w:numPr>
-      </w:pPr>
-      <w:r>
-        <w:rPr>
-          <w:b/>
-          <w:bCs/>
-        </w:rPr>
-        <w:t xml:space="preserve">Check the usual suspects:</w:t>
-      </w:r>
-      <w:r>
-        <w:t xml:space="preserve"> </w:t>
-      </w:r>
-      <w:r>
-        <w:t xml:space="preserve">did you run</w:t>
-      </w:r>
-      <w:r>
-        <w:t xml:space="preserve"> </w:t>
-      </w:r>
-      <w:r>
-        <w:rPr>
-          <w:rStyle w:val="VerbatimChar"/>
-        </w:rPr>
-        <w:t xml:space="preserve">library(tidyverse)</w:t>
-      </w:r>
-      <w:r>
-        <w:t xml:space="preserve"> </w:t>
-      </w:r>
-      <w:r>
-        <w:t xml:space="preserve">and</w:t>
-      </w:r>
-      <w:r>
-        <w:t xml:space="preserve"> </w:t>
-      </w:r>
-      <w:r>
-        <w:rPr>
-          <w:rStyle w:val="VerbatimChar"/>
-        </w:rPr>
-        <w:t xml:space="preserve">library(janitor)</w:t>
-      </w:r>
-      <w:r>
-        <w:t xml:space="preserve">? Spelling? A missing</w:t>
-      </w:r>
-      <w:r>
-        <w:t xml:space="preserve"> </w:t>
-      </w:r>
-      <w:r>
-        <w:rPr>
-          <w:rStyle w:val="VerbatimChar"/>
-        </w:rPr>
-        <w:t xml:space="preserve">)</w:t>
-      </w:r>
-      <w:r>
-        <w:t xml:space="preserve"> </w:t>
-      </w:r>
-      <w:r>
-        <w:t xml:space="preserve">or a</w:t>
-      </w:r>
-      <w:r>
-        <w:t xml:space="preserve"> </w:t>
-      </w:r>
-      <w:r>
-        <w:rPr>
-          <w:rStyle w:val="VerbatimChar"/>
-        </w:rPr>
-        <w:t xml:space="preserve">%&gt;%</w:t>
-      </w:r>
-      <w:r>
-        <w:t xml:space="preserve"> </w:t>
-      </w:r>
-      <w:r>
-        <w:t xml:space="preserve">at the</w:t>
-      </w:r>
-      <w:r>
-        <w:t xml:space="preserve"> </w:t>
-      </w:r>
-      <w:r>
-        <w:rPr>
-          <w:i/>
-          <w:iCs/>
-        </w:rPr>
-        <w:t xml:space="preserve">start</w:t>
-      </w:r>
-      <w:r>
-        <w:t xml:space="preserve"> </w:t>
-      </w:r>
-      <w:r>
-        <w:t xml:space="preserve">of a line instead of the end?</w:t>
-      </w:r>
-    </w:p>
-    <w:p>
-      <w:pPr>
-        <w:pStyle w:val="Compact"/>
-        <w:numPr>
-          <w:ilvl w:val="0"/>
-          <w:numId w:val="1012"/>
-        </w:numPr>
-      </w:pPr>
-      <w:r>
-        <w:rPr>
-          <w:rStyle w:val="VerbatimChar"/>
-        </w:rPr>
-        <w:t xml:space="preserve">?function_name</w:t>
-      </w:r>
-      <w:r>
-        <w:t xml:space="preserve"> </w:t>
-      </w:r>
-      <w:r>
-        <w:t xml:space="preserve">opens the built-in help page.</w:t>
-      </w:r>
-    </w:p>
-    <w:p>
-      <w:pPr>
-        <w:pStyle w:val="Compact"/>
-        <w:numPr>
-          <w:ilvl w:val="0"/>
-          <w:numId w:val="1012"/>
-        </w:numPr>
-      </w:pPr>
-      <w:r>
-        <w:rPr>
-          <w:b/>
-          <w:bCs/>
-        </w:rPr>
-        <w:t xml:space="preserve">Bring the exact error</w:t>
-      </w:r>
-      <w:r>
-        <w:t xml:space="preserve"> </w:t>
-      </w:r>
-      <w:r>
-        <w:t xml:space="preserve">(copy-paste it) to class or office hours.</w:t>
-      </w:r>
-    </w:p>
-    <w:p>
-      <w:pPr>
-        <w:pStyle w:val="BlockText"/>
-      </w:pPr>
-      <w:r>
-        <w:t xml:space="preserve">📖</w:t>
-      </w:r>
-      <w:r>
-        <w:t xml:space="preserve"> </w:t>
-      </w:r>
-      <w:r>
-        <w:rPr>
-          <w:b/>
-          <w:bCs/>
-        </w:rPr>
-        <w:t xml:space="preserve">Read more:</w:t>
-      </w:r>
-      <w:r>
-        <w:t xml:space="preserve"> </w:t>
-      </w:r>
-      <w:hyperlink r:id="rId40">
-        <w:r>
-          <w:rPr>
-            <w:rStyle w:val="Hyperlink"/>
-          </w:rPr>
-          <w:t xml:space="preserve">R4DS §8 — Workflow: getting help</w:t>
-        </w:r>
-      </w:hyperlink>
-      <w:r>
-        <w:t xml:space="preserve">.</w:t>
-      </w:r>
-    </w:p>
-    <w:p>
-      <w:pPr>
-        <w:pStyle w:val="BlockText"/>
-      </w:pPr>
-      <w:r>
-        <w:t xml:space="preserve">💡</w:t>
-      </w:r>
-      <w:r>
-        <w:t xml:space="preserve"> </w:t>
-      </w:r>
-      <w:r>
-        <w:rPr>
-          <w:b/>
-          <w:bCs/>
-        </w:rPr>
-        <w:t xml:space="preserve">Key idea:</w:t>
-      </w:r>
-      <w:r>
-        <w:t xml:space="preserve"> </w:t>
-      </w:r>
-      <w:r>
-        <w:t xml:space="preserve">Every working scientist googles error messages daily. Getting stuck is not failing — it is the job.</w:t>
-      </w:r>
-    </w:p>
-    <w:bookmarkEnd w:id="41"/>
     <w:sectPr>
       <w:pgSz w:h="15840" w:w="12240"/>
       <w:pgMar w:bottom="1440" w:footer="720" w:gutter="0" w:header="720" w:left="1440" w:right="1440" w:top="1440"/>
@@ -10003,36 +9762,6 @@
   </w:num>
   <w:num w:numId="1011">
     <w:abstractNumId w:val="991"/>
-  </w:num>
-  <w:num w:numId="1012">
-    <w:abstractNumId w:val="99411"/>
-    <w:lvlOverride w:ilvl="0">
-      <w:startOverride w:val="1"/>
-    </w:lvlOverride>
-    <w:lvlOverride w:ilvl="1">
-      <w:startOverride w:val="1"/>
-    </w:lvlOverride>
-    <w:lvlOverride w:ilvl="2">
-      <w:startOverride w:val="1"/>
-    </w:lvlOverride>
-    <w:lvlOverride w:ilvl="3">
-      <w:startOverride w:val="1"/>
-    </w:lvlOverride>
-    <w:lvlOverride w:ilvl="4">
-      <w:startOverride w:val="1"/>
-    </w:lvlOverride>
-    <w:lvlOverride w:ilvl="5">
-      <w:startOverride w:val="1"/>
-    </w:lvlOverride>
-    <w:lvlOverride w:ilvl="6">
-      <w:startOverride w:val="1"/>
-    </w:lvlOverride>
-    <w:lvlOverride w:ilvl="7">
-      <w:startOverride w:val="1"/>
-    </w:lvlOverride>
-    <w:lvlOverride w:ilvl="8">
-      <w:startOverride w:val="1"/>
-    </w:lvlOverride>
   </w:num>
 </w:numbering>
 </file>

--- a/docs/content/probability_inference/probability_inference_activity.docx
+++ b/docs/content/probability_inference/probability_inference_activity.docx
@@ -26,7 +26,7 @@
         <w:t xml:space="preserve">Bill Perry</w:t>
       </w:r>
     </w:p>
-    <w:bookmarkStart w:id="12" w:name="worksheet-probability-inference"/>
+    <w:bookmarkStart w:id="11" w:name="worksheet-probability-inference"/>
     <w:p>
       <w:pPr>
         <w:pStyle w:val="Heading1"/>
@@ -59,71 +59,572 @@
         </w:r>
       </w:hyperlink>
     </w:p>
-    <w:p>
-      <w:pPr>
-        <w:pStyle w:val="Heading2"/>
-      </w:pPr>
-      <w:bookmarkStart w:id="11" w:name="how-to-use-this-worksheet"/>
-      <w:r>
-        <w:t xml:space="preserve">How to use this worksheet</w:t>
-      </w:r>
-      <w:bookmarkEnd w:id="11"/>
-    </w:p>
-    <w:p>
-      <w:pPr>
-        <w:pStyle w:val="BlockText"/>
-      </w:pPr>
-      <w:r>
-        <w:t xml:space="preserve">Work through each part in order. Every grey</w:t>
-      </w:r>
-      <w:r>
-        <w:t xml:space="preserve"> </w:t>
-      </w:r>
-      <w:r>
-        <w:rPr>
-          <w:rStyle w:val="VerbatimChar"/>
-        </w:rPr>
-        <w:t xml:space="preserve">r</w:t>
-      </w:r>
-      <w:r>
-        <w:t xml:space="preserve"> </w:t>
-      </w:r>
-      <w:r>
-        <w:t xml:space="preserve">box is code you type into a</w:t>
-      </w:r>
-      <w:r>
-        <w:t xml:space="preserve"> </w:t>
-      </w:r>
+    <w:bookmarkEnd w:id="11"/>
+    <w:bookmarkStart w:id="16" w:name="part-1-setup-and-data"/>
+    <w:p>
+      <w:pPr>
+        <w:pStyle w:val="Heading1"/>
+      </w:pPr>
+      <w:r>
+        <w:t xml:space="preserve">Part 1 · Setup and Data</w:t>
+      </w:r>
+    </w:p>
+    <w:p>
+      <w:pPr>
+        <w:pStyle w:val="FirstParagraph"/>
+      </w:pPr>
       <w:r>
         <w:rPr>
           <w:b/>
           <w:bCs/>
         </w:rPr>
-        <w:t xml:space="preserve">plain R script</w:t>
-      </w:r>
-      <w:r>
-        <w:t xml:space="preserve"> </w:t>
-      </w:r>
-      <w:r>
-        <w:t xml:space="preserve">— not the Console.</w:t>
-      </w:r>
-    </w:p>
-    <w:p>
-      <w:pPr>
-        <w:pStyle w:val="BlockText"/>
+        <w:t xml:space="preserve">▶ Run this:</w:t>
+      </w:r>
+    </w:p>
+    <w:p>
+      <w:pPr>
+        <w:pStyle w:val="SourceCode"/>
+      </w:pPr>
+      <w:r>
+        <w:rPr>
+          <w:rStyle w:val="CommentTok"/>
+        </w:rPr>
+        <w:t xml:space="preserve"># ── Part 1.1 · Setup and Data ───────────────────────────────────────────</w:t>
+      </w:r>
+      <w:r>
+        <w:br/>
+      </w:r>
+      <w:r>
+        <w:rPr>
+          <w:rStyle w:val="FunctionTok"/>
+        </w:rPr>
+        <w:t xml:space="preserve">library</w:t>
+      </w:r>
+      <w:r>
+        <w:rPr>
+          <w:rStyle w:val="NormalTok"/>
+        </w:rPr>
+        <w:t xml:space="preserve">(janitor)</w:t>
+      </w:r>
+      <w:r>
+        <w:br/>
+      </w:r>
+      <w:r>
+        <w:rPr>
+          <w:rStyle w:val="FunctionTok"/>
+        </w:rPr>
+        <w:t xml:space="preserve">library</w:t>
+      </w:r>
+      <w:r>
+        <w:rPr>
+          <w:rStyle w:val="NormalTok"/>
+        </w:rPr>
+        <w:t xml:space="preserve">(tidyverse)</w:t>
+      </w:r>
+      <w:r>
+        <w:br/>
+      </w:r>
+      <w:r>
+        <w:br/>
+      </w:r>
+      <w:r>
+        <w:rPr>
+          <w:rStyle w:val="NormalTok"/>
+        </w:rPr>
+        <w:t xml:space="preserve">g_df </w:t>
+      </w:r>
+      <w:r>
+        <w:rPr>
+          <w:rStyle w:val="OtherTok"/>
+        </w:rPr>
+        <w:t xml:space="preserve">&lt;-</w:t>
+      </w:r>
+      <w:r>
+        <w:rPr>
+          <w:rStyle w:val="NormalTok"/>
+        </w:rPr>
+        <w:t xml:space="preserve"> </w:t>
+      </w:r>
+      <w:r>
+        <w:rPr>
+          <w:rStyle w:val="FunctionTok"/>
+        </w:rPr>
+        <w:t xml:space="preserve">read_csv</w:t>
+      </w:r>
+      <w:r>
+        <w:rPr>
+          <w:rStyle w:val="NormalTok"/>
+        </w:rPr>
+        <w:t xml:space="preserve">(</w:t>
+      </w:r>
+      <w:r>
+        <w:rPr>
+          <w:rStyle w:val="StringTok"/>
+        </w:rPr>
+        <w:t xml:space="preserve">"data/gray_I3_I8.csv"</w:t>
+      </w:r>
+      <w:r>
+        <w:rPr>
+          <w:rStyle w:val="NormalTok"/>
+        </w:rPr>
+        <w:t xml:space="preserve">)</w:t>
+      </w:r>
+      <w:r>
+        <w:br/>
+      </w:r>
+      <w:r>
+        <w:br/>
+      </w:r>
+      <w:r>
+        <w:rPr>
+          <w:rStyle w:val="NormalTok"/>
+        </w:rPr>
+        <w:t xml:space="preserve">i3_df </w:t>
+      </w:r>
+      <w:r>
+        <w:rPr>
+          <w:rStyle w:val="OtherTok"/>
+        </w:rPr>
+        <w:t xml:space="preserve">&lt;-</w:t>
+      </w:r>
+      <w:r>
+        <w:rPr>
+          <w:rStyle w:val="NormalTok"/>
+        </w:rPr>
+        <w:t xml:space="preserve"> g_df </w:t>
+      </w:r>
+      <w:r>
+        <w:rPr>
+          <w:rStyle w:val="SpecialCharTok"/>
+        </w:rPr>
+        <w:t xml:space="preserve">%&gt;%</w:t>
+      </w:r>
+      <w:r>
+        <w:rPr>
+          <w:rStyle w:val="NormalTok"/>
+        </w:rPr>
+        <w:t xml:space="preserve"> </w:t>
+      </w:r>
+      <w:r>
+        <w:rPr>
+          <w:rStyle w:val="FunctionTok"/>
+        </w:rPr>
+        <w:t xml:space="preserve">filter</w:t>
+      </w:r>
+      <w:r>
+        <w:rPr>
+          <w:rStyle w:val="NormalTok"/>
+        </w:rPr>
+        <w:t xml:space="preserve">(lake </w:t>
+      </w:r>
+      <w:r>
+        <w:rPr>
+          <w:rStyle w:val="SpecialCharTok"/>
+        </w:rPr>
+        <w:t xml:space="preserve">==</w:t>
+      </w:r>
+      <w:r>
+        <w:rPr>
+          <w:rStyle w:val="NormalTok"/>
+        </w:rPr>
+        <w:t xml:space="preserve"> </w:t>
+      </w:r>
+      <w:r>
+        <w:rPr>
+          <w:rStyle w:val="StringTok"/>
+        </w:rPr>
+        <w:t xml:space="preserve">"I3"</w:t>
+      </w:r>
+      <w:r>
+        <w:rPr>
+          <w:rStyle w:val="NormalTok"/>
+        </w:rPr>
+        <w:t xml:space="preserve">)</w:t>
+      </w:r>
+      <w:r>
+        <w:br/>
+      </w:r>
+      <w:r>
+        <w:br/>
+      </w:r>
+      <w:r>
+        <w:rPr>
+          <w:rStyle w:val="FunctionTok"/>
+        </w:rPr>
+        <w:t xml:space="preserve">head</w:t>
+      </w:r>
+      <w:r>
+        <w:rPr>
+          <w:rStyle w:val="NormalTok"/>
+        </w:rPr>
+        <w:t xml:space="preserve">(g_df)</w:t>
+      </w:r>
+    </w:p>
+    <w:p>
+      <w:pPr>
+        <w:pStyle w:val="FirstParagraph"/>
       </w:pPr>
       <w:r>
         <w:rPr>
           <w:b/>
           <w:bCs/>
         </w:rPr>
-        <w:t xml:space="preserve">Start here:</w:t>
-      </w:r>
-      <w:r>
-        <w:t xml:space="preserve"> </w:t>
-      </w:r>
-      <w:r>
-        <w:t xml:space="preserve">download the</w:t>
+        <w:t xml:space="preserve">▶ Run this</w:t>
+      </w:r>
+      <w:r>
+        <w:t xml:space="preserve"> </w:t>
+      </w:r>
+      <w:r>
+        <w:t xml:space="preserve">— the three numbers everything today depends on:</w:t>
+      </w:r>
+    </w:p>
+    <w:p>
+      <w:pPr>
+        <w:pStyle w:val="SourceCode"/>
+      </w:pPr>
+      <w:r>
+        <w:rPr>
+          <w:rStyle w:val="CommentTok"/>
+        </w:rPr>
+        <w:t xml:space="preserve"># ── Part 1.2 · Setup and Data ───────────────────────────────────────────</w:t>
+      </w:r>
+      <w:r>
+        <w:br/>
+      </w:r>
+      <w:r>
+        <w:rPr>
+          <w:rStyle w:val="NormalTok"/>
+        </w:rPr>
+        <w:t xml:space="preserve">stats_df </w:t>
+      </w:r>
+      <w:r>
+        <w:rPr>
+          <w:rStyle w:val="OtherTok"/>
+        </w:rPr>
+        <w:t xml:space="preserve">&lt;-</w:t>
+      </w:r>
+      <w:r>
+        <w:rPr>
+          <w:rStyle w:val="NormalTok"/>
+        </w:rPr>
+        <w:t xml:space="preserve"> g_df </w:t>
+      </w:r>
+      <w:r>
+        <w:rPr>
+          <w:rStyle w:val="SpecialCharTok"/>
+        </w:rPr>
+        <w:t xml:space="preserve">%&gt;%</w:t>
+      </w:r>
+      <w:r>
+        <w:br/>
+      </w:r>
+      <w:r>
+        <w:rPr>
+          <w:rStyle w:val="NormalTok"/>
+        </w:rPr>
+        <w:t xml:space="preserve">  </w:t>
+      </w:r>
+      <w:r>
+        <w:rPr>
+          <w:rStyle w:val="FunctionTok"/>
+        </w:rPr>
+        <w:t xml:space="preserve">group_by</w:t>
+      </w:r>
+      <w:r>
+        <w:rPr>
+          <w:rStyle w:val="NormalTok"/>
+        </w:rPr>
+        <w:t xml:space="preserve">(lake) </w:t>
+      </w:r>
+      <w:r>
+        <w:rPr>
+          <w:rStyle w:val="SpecialCharTok"/>
+        </w:rPr>
+        <w:t xml:space="preserve">%&gt;%</w:t>
+      </w:r>
+      <w:r>
+        <w:br/>
+      </w:r>
+      <w:r>
+        <w:rPr>
+          <w:rStyle w:val="NormalTok"/>
+        </w:rPr>
+        <w:t xml:space="preserve">  </w:t>
+      </w:r>
+      <w:r>
+        <w:rPr>
+          <w:rStyle w:val="FunctionTok"/>
+        </w:rPr>
+        <w:t xml:space="preserve">summarize</w:t>
+      </w:r>
+      <w:r>
+        <w:rPr>
+          <w:rStyle w:val="NormalTok"/>
+        </w:rPr>
+        <w:t xml:space="preserve">(</w:t>
+      </w:r>
+      <w:r>
+        <w:br/>
+      </w:r>
+      <w:r>
+        <w:rPr>
+          <w:rStyle w:val="NormalTok"/>
+        </w:rPr>
+        <w:t xml:space="preserve">    </w:t>
+      </w:r>
+      <w:r>
+        <w:rPr>
+          <w:rStyle w:val="AttributeTok"/>
+        </w:rPr>
+        <w:t xml:space="preserve">mean_length =</w:t>
+      </w:r>
+      <w:r>
+        <w:rPr>
+          <w:rStyle w:val="NormalTok"/>
+        </w:rPr>
+        <w:t xml:space="preserve"> </w:t>
+      </w:r>
+      <w:r>
+        <w:rPr>
+          <w:rStyle w:val="FunctionTok"/>
+        </w:rPr>
+        <w:t xml:space="preserve">mean</w:t>
+      </w:r>
+      <w:r>
+        <w:rPr>
+          <w:rStyle w:val="NormalTok"/>
+        </w:rPr>
+        <w:t xml:space="preserve">(length_mm, </w:t>
+      </w:r>
+      <w:r>
+        <w:rPr>
+          <w:rStyle w:val="AttributeTok"/>
+        </w:rPr>
+        <w:t xml:space="preserve">na.rm =</w:t>
+      </w:r>
+      <w:r>
+        <w:rPr>
+          <w:rStyle w:val="NormalTok"/>
+        </w:rPr>
+        <w:t xml:space="preserve"> </w:t>
+      </w:r>
+      <w:r>
+        <w:rPr>
+          <w:rStyle w:val="ConstantTok"/>
+        </w:rPr>
+        <w:t xml:space="preserve">TRUE</w:t>
+      </w:r>
+      <w:r>
+        <w:rPr>
+          <w:rStyle w:val="NormalTok"/>
+        </w:rPr>
+        <w:t xml:space="preserve">),</w:t>
+      </w:r>
+      <w:r>
+        <w:br/>
+      </w:r>
+      <w:r>
+        <w:rPr>
+          <w:rStyle w:val="NormalTok"/>
+        </w:rPr>
+        <w:t xml:space="preserve">    </w:t>
+      </w:r>
+      <w:r>
+        <w:rPr>
+          <w:rStyle w:val="AttributeTok"/>
+        </w:rPr>
+        <w:t xml:space="preserve">sd_length   =</w:t>
+      </w:r>
+      <w:r>
+        <w:rPr>
+          <w:rStyle w:val="NormalTok"/>
+        </w:rPr>
+        <w:t xml:space="preserve"> </w:t>
+      </w:r>
+      <w:r>
+        <w:rPr>
+          <w:rStyle w:val="FunctionTok"/>
+        </w:rPr>
+        <w:t xml:space="preserve">sd</w:t>
+      </w:r>
+      <w:r>
+        <w:rPr>
+          <w:rStyle w:val="NormalTok"/>
+        </w:rPr>
+        <w:t xml:space="preserve">(length_mm, </w:t>
+      </w:r>
+      <w:r>
+        <w:rPr>
+          <w:rStyle w:val="AttributeTok"/>
+        </w:rPr>
+        <w:t xml:space="preserve">na.rm =</w:t>
+      </w:r>
+      <w:r>
+        <w:rPr>
+          <w:rStyle w:val="NormalTok"/>
+        </w:rPr>
+        <w:t xml:space="preserve"> </w:t>
+      </w:r>
+      <w:r>
+        <w:rPr>
+          <w:rStyle w:val="ConstantTok"/>
+        </w:rPr>
+        <w:t xml:space="preserve">TRUE</w:t>
+      </w:r>
+      <w:r>
+        <w:rPr>
+          <w:rStyle w:val="NormalTok"/>
+        </w:rPr>
+        <w:t xml:space="preserve">),</w:t>
+      </w:r>
+      <w:r>
+        <w:br/>
+      </w:r>
+      <w:r>
+        <w:rPr>
+          <w:rStyle w:val="NormalTok"/>
+        </w:rPr>
+        <w:t xml:space="preserve">    </w:t>
+      </w:r>
+      <w:r>
+        <w:rPr>
+          <w:rStyle w:val="AttributeTok"/>
+        </w:rPr>
+        <w:t xml:space="preserve">n           =</w:t>
+      </w:r>
+      <w:r>
+        <w:rPr>
+          <w:rStyle w:val="NormalTok"/>
+        </w:rPr>
+        <w:t xml:space="preserve"> </w:t>
+      </w:r>
+      <w:r>
+        <w:rPr>
+          <w:rStyle w:val="FunctionTok"/>
+        </w:rPr>
+        <w:t xml:space="preserve">sum</w:t>
+      </w:r>
+      <w:r>
+        <w:rPr>
+          <w:rStyle w:val="NormalTok"/>
+        </w:rPr>
+        <w:t xml:space="preserve">(</w:t>
+      </w:r>
+      <w:r>
+        <w:rPr>
+          <w:rStyle w:val="SpecialCharTok"/>
+        </w:rPr>
+        <w:t xml:space="preserve">!</w:t>
+      </w:r>
+      <w:r>
+        <w:rPr>
+          <w:rStyle w:val="FunctionTok"/>
+        </w:rPr>
+        <w:t xml:space="preserve">is.na</w:t>
+      </w:r>
+      <w:r>
+        <w:rPr>
+          <w:rStyle w:val="NormalTok"/>
+        </w:rPr>
+        <w:t xml:space="preserve">(length_mm)),</w:t>
+      </w:r>
+      <w:r>
+        <w:br/>
+      </w:r>
+      <w:r>
+        <w:rPr>
+          <w:rStyle w:val="NormalTok"/>
+        </w:rPr>
+        <w:t xml:space="preserve">    </w:t>
+      </w:r>
+      <w:r>
+        <w:rPr>
+          <w:rStyle w:val="AttributeTok"/>
+        </w:rPr>
+        <w:t xml:space="preserve">se_length   =</w:t>
+      </w:r>
+      <w:r>
+        <w:rPr>
+          <w:rStyle w:val="NormalTok"/>
+        </w:rPr>
+        <w:t xml:space="preserve"> sd_length </w:t>
+      </w:r>
+      <w:r>
+        <w:rPr>
+          <w:rStyle w:val="SpecialCharTok"/>
+        </w:rPr>
+        <w:t xml:space="preserve">/</w:t>
+      </w:r>
+      <w:r>
+        <w:rPr>
+          <w:rStyle w:val="NormalTok"/>
+        </w:rPr>
+        <w:t xml:space="preserve"> </w:t>
+      </w:r>
+      <w:r>
+        <w:rPr>
+          <w:rStyle w:val="FunctionTok"/>
+        </w:rPr>
+        <w:t xml:space="preserve">sqrt</w:t>
+      </w:r>
+      <w:r>
+        <w:rPr>
+          <w:rStyle w:val="NormalTok"/>
+        </w:rPr>
+        <w:t xml:space="preserve">(n),</w:t>
+      </w:r>
+      <w:r>
+        <w:br/>
+      </w:r>
+      <w:r>
+        <w:rPr>
+          <w:rStyle w:val="NormalTok"/>
+        </w:rPr>
+        <w:t xml:space="preserve">    </w:t>
+      </w:r>
+      <w:r>
+        <w:rPr>
+          <w:rStyle w:val="AttributeTok"/>
+        </w:rPr>
+        <w:t xml:space="preserve">.groups =</w:t>
+      </w:r>
+      <w:r>
+        <w:rPr>
+          <w:rStyle w:val="NormalTok"/>
+        </w:rPr>
+        <w:t xml:space="preserve"> </w:t>
+      </w:r>
+      <w:r>
+        <w:rPr>
+          <w:rStyle w:val="StringTok"/>
+        </w:rPr>
+        <w:t xml:space="preserve">"drop"</w:t>
+      </w:r>
+      <w:r>
+        <w:br/>
+      </w:r>
+      <w:r>
+        <w:rPr>
+          <w:rStyle w:val="NormalTok"/>
+        </w:rPr>
+        <w:t xml:space="preserve">  )</w:t>
+      </w:r>
+      <w:r>
+        <w:br/>
+      </w:r>
+      <w:r>
+        <w:rPr>
+          <w:rStyle w:val="NormalTok"/>
+        </w:rPr>
+        <w:t xml:space="preserve">stats_df</w:t>
+      </w:r>
+    </w:p>
+    <w:p>
+      <w:pPr>
+        <w:pStyle w:val="FirstParagraph"/>
+      </w:pPr>
+      <w:r>
+        <w:t xml:space="preserve">✏️</w:t>
       </w:r>
       <w:r>
         <w:t xml:space="preserve"> </w:t>
@@ -133,167 +634,24 @@
           <w:b/>
           <w:bCs/>
         </w:rPr>
-        <w:t xml:space="preserve">script skeleton</w:t>
-      </w:r>
-      <w:r>
-        <w:t xml:space="preserve"> </w:t>
-      </w:r>
-      <w:r>
-        <w:t xml:space="preserve">using the button above — or type the link straight in:</w:t>
-      </w:r>
-      <w:r>
-        <w:t xml:space="preserve"> </w:t>
-      </w:r>
+        <w:t xml:space="preserve">Your turn:</w:t>
+      </w:r>
+      <w:r>
+        <w:t xml:space="preserve"> </w:t>
+      </w:r>
+      <w:r>
+        <w:t xml:space="preserve">Which lake has more fish measured? Which has the larger mean length? Which has the larger SD?</w:t>
+      </w:r>
+    </w:p>
+    <w:p>
+      <w:pPr>
+        <w:pStyle w:val="BodyText"/>
+      </w:pPr>
       <w:r>
         <w:rPr>
           <w:rStyle w:val="VerbatimChar"/>
         </w:rPr>
-        <w:t xml:space="preserve">wlperry.github.io/ecostats_2026/content/probability_inference/data/05_probability_inference_skeleton.R</w:t>
-      </w:r>
-    </w:p>
-    <w:p>
-      <w:pPr>
-        <w:pStyle w:val="BlockText"/>
-      </w:pPr>
-      <w:r>
-        <w:t xml:space="preserve">Save it as</w:t>
-      </w:r>
-      <w:r>
-        <w:t xml:space="preserve"> </w:t>
-      </w:r>
-      <w:r>
-        <w:rPr>
-          <w:rStyle w:val="VerbatimChar"/>
-        </w:rPr>
-        <w:t xml:space="preserve">05_probability_inference.R</w:t>
-      </w:r>
-      <w:r>
-        <w:t xml:space="preserve"> </w:t>
-      </w:r>
-      <w:r>
-        <w:t xml:space="preserve">in your project’s</w:t>
-      </w:r>
-      <w:r>
-        <w:t xml:space="preserve"> </w:t>
-      </w:r>
-      <w:r>
-        <w:rPr>
-          <w:rStyle w:val="VerbatimChar"/>
-        </w:rPr>
-        <w:t xml:space="preserve">scripts/</w:t>
-      </w:r>
-      <w:r>
-        <w:t xml:space="preserve"> </w:t>
-      </w:r>
-      <w:r>
-        <w:t xml:space="preserve">folder. It already contains every</w:t>
-      </w:r>
-      <w:r>
-        <w:t xml:space="preserve"> </w:t>
-      </w:r>
-      <w:r>
-        <w:rPr>
-          <w:rStyle w:val="VerbatimChar"/>
-        </w:rPr>
-        <w:t xml:space="preserve"># ── Part N.k</w:t>
-      </w:r>
-      <w:r>
-        <w:t xml:space="preserve"> </w:t>
-      </w:r>
-      <w:r>
-        <w:t xml:space="preserve">header comment with a blank underneath. Type your code into those blanks, in order. If you would rather start from an empty file, that is fine — but then</w:t>
-      </w:r>
-      <w:r>
-        <w:t xml:space="preserve"> </w:t>
-      </w:r>
-      <w:r>
-        <w:rPr>
-          <w:b/>
-          <w:bCs/>
-        </w:rPr>
-        <w:t xml:space="preserve">type the header comments yourself</w:t>
-      </w:r>
-      <w:r>
-        <w:t xml:space="preserve">. They are how you find your way back to a block that broke, how RStudio’s document outline (the</w:t>
-      </w:r>
-      <w:r>
-        <w:t xml:space="preserve"> </w:t>
-      </w:r>
-      <w:r>
-        <w:rPr>
-          <w:rStyle w:val="VerbatimChar"/>
-        </w:rPr>
-        <w:t xml:space="preserve">≡</w:t>
-      </w:r>
-      <w:r>
-        <w:t xml:space="preserve"> </w:t>
-      </w:r>
-      <w:r>
-        <w:t xml:space="preserve">button, bottom-left of the editor) lets you jump around, and how I find your work when I grade your script.</w:t>
-      </w:r>
-    </w:p>
-    <w:p>
-      <w:pPr>
-        <w:pStyle w:val="BlockText"/>
-      </w:pPr>
-      <w:r>
-        <w:t xml:space="preserve">Blocks marked</w:t>
-      </w:r>
-      <w:r>
-        <w:t xml:space="preserve"> </w:t>
-      </w:r>
-      <w:r>
-        <w:rPr>
-          <w:b/>
-          <w:bCs/>
-        </w:rPr>
-        <w:t xml:space="preserve">▶ Run this</w:t>
-      </w:r>
-      <w:r>
-        <w:t xml:space="preserve"> </w:t>
-      </w:r>
-      <w:r>
-        <w:t xml:space="preserve">are code to type and run. Blocks marked</w:t>
-      </w:r>
-      <w:r>
-        <w:t xml:space="preserve"> </w:t>
-      </w:r>
-      <w:r>
-        <w:rPr>
-          <w:b/>
-          <w:bCs/>
-        </w:rPr>
-        <w:t xml:space="preserve">✏️ Your turn</w:t>
-      </w:r>
-      <w:r>
-        <w:t xml:space="preserve"> </w:t>
-      </w:r>
-      <w:r>
-        <w:t xml:space="preserve">ask you to write or answer something.</w:t>
-      </w:r>
-      <w:r>
-        <w:t xml:space="preserve"> </w:t>
-      </w:r>
-      <w:r>
-        <w:rPr>
-          <w:b/>
-          <w:bCs/>
-        </w:rPr>
-        <w:t xml:space="preserve">🚀 If you finish early</w:t>
-      </w:r>
-      <w:r>
-        <w:t xml:space="preserve"> </w:t>
-      </w:r>
-      <w:r>
-        <w:t xml:space="preserve">boxes are optional.</w:t>
-      </w:r>
-    </w:p>
-    <w:p>
-      <w:pPr>
-        <w:pStyle w:val="BlockText"/>
-      </w:pPr>
-      <w:r>
-        <w:t xml:space="preserve">This worksheet follows today’s lecture part for part, using real Arctic grayling lengths from two Alaskan lakes (I3 and I8).</w:t>
+        <w:t xml:space="preserve">________________________</w:t>
       </w:r>
     </w:p>
     <w:p>
@@ -303,609 +661,7 @@
         </w:pict>
       </w:r>
     </w:p>
-    <w:bookmarkEnd w:id="12"/>
-    <w:bookmarkStart w:id="17" w:name="part-1-setup-and-data"/>
-    <w:p>
-      <w:pPr>
-        <w:pStyle w:val="Heading1"/>
-      </w:pPr>
-      <w:r>
-        <w:t xml:space="preserve">Part 1 · Setup and Data</w:t>
-      </w:r>
-    </w:p>
-    <w:p>
-      <w:pPr>
-        <w:pStyle w:val="FirstParagraph"/>
-      </w:pPr>
-      <w:r>
-        <w:rPr>
-          <w:b/>
-          <w:bCs/>
-        </w:rPr>
-        <w:t xml:space="preserve">▶ Run this:</w:t>
-      </w:r>
-    </w:p>
-    <w:p>
-      <w:pPr>
-        <w:pStyle w:val="SourceCode"/>
-      </w:pPr>
-      <w:r>
-        <w:rPr>
-          <w:rStyle w:val="CommentTok"/>
-        </w:rPr>
-        <w:t xml:space="preserve"># ── Part 1.1 · Setup and Data ───────────────────────────────────────────</w:t>
-      </w:r>
-      <w:r>
-        <w:br/>
-      </w:r>
-      <w:r>
-        <w:rPr>
-          <w:rStyle w:val="FunctionTok"/>
-        </w:rPr>
-        <w:t xml:space="preserve">library</w:t>
-      </w:r>
-      <w:r>
-        <w:rPr>
-          <w:rStyle w:val="NormalTok"/>
-        </w:rPr>
-        <w:t xml:space="preserve">(janitor)</w:t>
-      </w:r>
-      <w:r>
-        <w:br/>
-      </w:r>
-      <w:r>
-        <w:rPr>
-          <w:rStyle w:val="FunctionTok"/>
-        </w:rPr>
-        <w:t xml:space="preserve">library</w:t>
-      </w:r>
-      <w:r>
-        <w:rPr>
-          <w:rStyle w:val="NormalTok"/>
-        </w:rPr>
-        <w:t xml:space="preserve">(tidyverse)</w:t>
-      </w:r>
-      <w:r>
-        <w:br/>
-      </w:r>
-      <w:r>
-        <w:br/>
-      </w:r>
-      <w:r>
-        <w:rPr>
-          <w:rStyle w:val="NormalTok"/>
-        </w:rPr>
-        <w:t xml:space="preserve">g_df </w:t>
-      </w:r>
-      <w:r>
-        <w:rPr>
-          <w:rStyle w:val="OtherTok"/>
-        </w:rPr>
-        <w:t xml:space="preserve">&lt;-</w:t>
-      </w:r>
-      <w:r>
-        <w:rPr>
-          <w:rStyle w:val="NormalTok"/>
-        </w:rPr>
-        <w:t xml:space="preserve"> </w:t>
-      </w:r>
-      <w:r>
-        <w:rPr>
-          <w:rStyle w:val="FunctionTok"/>
-        </w:rPr>
-        <w:t xml:space="preserve">read_csv</w:t>
-      </w:r>
-      <w:r>
-        <w:rPr>
-          <w:rStyle w:val="NormalTok"/>
-        </w:rPr>
-        <w:t xml:space="preserve">(</w:t>
-      </w:r>
-      <w:r>
-        <w:rPr>
-          <w:rStyle w:val="StringTok"/>
-        </w:rPr>
-        <w:t xml:space="preserve">"data/gray_I3_I8.csv"</w:t>
-      </w:r>
-      <w:r>
-        <w:rPr>
-          <w:rStyle w:val="NormalTok"/>
-        </w:rPr>
-        <w:t xml:space="preserve">)</w:t>
-      </w:r>
-      <w:r>
-        <w:br/>
-      </w:r>
-      <w:r>
-        <w:br/>
-      </w:r>
-      <w:r>
-        <w:rPr>
-          <w:rStyle w:val="NormalTok"/>
-        </w:rPr>
-        <w:t xml:space="preserve">i3_df </w:t>
-      </w:r>
-      <w:r>
-        <w:rPr>
-          <w:rStyle w:val="OtherTok"/>
-        </w:rPr>
-        <w:t xml:space="preserve">&lt;-</w:t>
-      </w:r>
-      <w:r>
-        <w:rPr>
-          <w:rStyle w:val="NormalTok"/>
-        </w:rPr>
-        <w:t xml:space="preserve"> g_df </w:t>
-      </w:r>
-      <w:r>
-        <w:rPr>
-          <w:rStyle w:val="SpecialCharTok"/>
-        </w:rPr>
-        <w:t xml:space="preserve">%&gt;%</w:t>
-      </w:r>
-      <w:r>
-        <w:rPr>
-          <w:rStyle w:val="NormalTok"/>
-        </w:rPr>
-        <w:t xml:space="preserve"> </w:t>
-      </w:r>
-      <w:r>
-        <w:rPr>
-          <w:rStyle w:val="FunctionTok"/>
-        </w:rPr>
-        <w:t xml:space="preserve">filter</w:t>
-      </w:r>
-      <w:r>
-        <w:rPr>
-          <w:rStyle w:val="NormalTok"/>
-        </w:rPr>
-        <w:t xml:space="preserve">(lake </w:t>
-      </w:r>
-      <w:r>
-        <w:rPr>
-          <w:rStyle w:val="SpecialCharTok"/>
-        </w:rPr>
-        <w:t xml:space="preserve">==</w:t>
-      </w:r>
-      <w:r>
-        <w:rPr>
-          <w:rStyle w:val="NormalTok"/>
-        </w:rPr>
-        <w:t xml:space="preserve"> </w:t>
-      </w:r>
-      <w:r>
-        <w:rPr>
-          <w:rStyle w:val="StringTok"/>
-        </w:rPr>
-        <w:t xml:space="preserve">"I3"</w:t>
-      </w:r>
-      <w:r>
-        <w:rPr>
-          <w:rStyle w:val="NormalTok"/>
-        </w:rPr>
-        <w:t xml:space="preserve">)</w:t>
-      </w:r>
-      <w:r>
-        <w:br/>
-      </w:r>
-      <w:r>
-        <w:br/>
-      </w:r>
-      <w:r>
-        <w:rPr>
-          <w:rStyle w:val="FunctionTok"/>
-        </w:rPr>
-        <w:t xml:space="preserve">head</w:t>
-      </w:r>
-      <w:r>
-        <w:rPr>
-          <w:rStyle w:val="NormalTok"/>
-        </w:rPr>
-        <w:t xml:space="preserve">(g_df)</w:t>
-      </w:r>
-    </w:p>
-    <w:p>
-      <w:pPr>
-        <w:pStyle w:val="FirstParagraph"/>
-      </w:pPr>
-      <w:r>
-        <w:rPr>
-          <w:b/>
-          <w:bCs/>
-        </w:rPr>
-        <w:t xml:space="preserve">▶ Run this</w:t>
-      </w:r>
-      <w:r>
-        <w:t xml:space="preserve"> </w:t>
-      </w:r>
-      <w:r>
-        <w:t xml:space="preserve">— the three numbers everything today depends on:</w:t>
-      </w:r>
-    </w:p>
-    <w:p>
-      <w:pPr>
-        <w:pStyle w:val="SourceCode"/>
-      </w:pPr>
-      <w:r>
-        <w:rPr>
-          <w:rStyle w:val="CommentTok"/>
-        </w:rPr>
-        <w:t xml:space="preserve"># ── Part 1.2 · Setup and Data ───────────────────────────────────────────</w:t>
-      </w:r>
-      <w:r>
-        <w:br/>
-      </w:r>
-      <w:r>
-        <w:rPr>
-          <w:rStyle w:val="NormalTok"/>
-        </w:rPr>
-        <w:t xml:space="preserve">stats_df </w:t>
-      </w:r>
-      <w:r>
-        <w:rPr>
-          <w:rStyle w:val="OtherTok"/>
-        </w:rPr>
-        <w:t xml:space="preserve">&lt;-</w:t>
-      </w:r>
-      <w:r>
-        <w:rPr>
-          <w:rStyle w:val="NormalTok"/>
-        </w:rPr>
-        <w:t xml:space="preserve"> g_df </w:t>
-      </w:r>
-      <w:r>
-        <w:rPr>
-          <w:rStyle w:val="SpecialCharTok"/>
-        </w:rPr>
-        <w:t xml:space="preserve">%&gt;%</w:t>
-      </w:r>
-      <w:r>
-        <w:br/>
-      </w:r>
-      <w:r>
-        <w:rPr>
-          <w:rStyle w:val="NormalTok"/>
-        </w:rPr>
-        <w:t xml:space="preserve">  </w:t>
-      </w:r>
-      <w:r>
-        <w:rPr>
-          <w:rStyle w:val="FunctionTok"/>
-        </w:rPr>
-        <w:t xml:space="preserve">group_by</w:t>
-      </w:r>
-      <w:r>
-        <w:rPr>
-          <w:rStyle w:val="NormalTok"/>
-        </w:rPr>
-        <w:t xml:space="preserve">(lake) </w:t>
-      </w:r>
-      <w:r>
-        <w:rPr>
-          <w:rStyle w:val="SpecialCharTok"/>
-        </w:rPr>
-        <w:t xml:space="preserve">%&gt;%</w:t>
-      </w:r>
-      <w:r>
-        <w:br/>
-      </w:r>
-      <w:r>
-        <w:rPr>
-          <w:rStyle w:val="NormalTok"/>
-        </w:rPr>
-        <w:t xml:space="preserve">  </w:t>
-      </w:r>
-      <w:r>
-        <w:rPr>
-          <w:rStyle w:val="FunctionTok"/>
-        </w:rPr>
-        <w:t xml:space="preserve">summarize</w:t>
-      </w:r>
-      <w:r>
-        <w:rPr>
-          <w:rStyle w:val="NormalTok"/>
-        </w:rPr>
-        <w:t xml:space="preserve">(</w:t>
-      </w:r>
-      <w:r>
-        <w:br/>
-      </w:r>
-      <w:r>
-        <w:rPr>
-          <w:rStyle w:val="NormalTok"/>
-        </w:rPr>
-        <w:t xml:space="preserve">    </w:t>
-      </w:r>
-      <w:r>
-        <w:rPr>
-          <w:rStyle w:val="AttributeTok"/>
-        </w:rPr>
-        <w:t xml:space="preserve">mean_length =</w:t>
-      </w:r>
-      <w:r>
-        <w:rPr>
-          <w:rStyle w:val="NormalTok"/>
-        </w:rPr>
-        <w:t xml:space="preserve"> </w:t>
-      </w:r>
-      <w:r>
-        <w:rPr>
-          <w:rStyle w:val="FunctionTok"/>
-        </w:rPr>
-        <w:t xml:space="preserve">mean</w:t>
-      </w:r>
-      <w:r>
-        <w:rPr>
-          <w:rStyle w:val="NormalTok"/>
-        </w:rPr>
-        <w:t xml:space="preserve">(length_mm, </w:t>
-      </w:r>
-      <w:r>
-        <w:rPr>
-          <w:rStyle w:val="AttributeTok"/>
-        </w:rPr>
-        <w:t xml:space="preserve">na.rm =</w:t>
-      </w:r>
-      <w:r>
-        <w:rPr>
-          <w:rStyle w:val="NormalTok"/>
-        </w:rPr>
-        <w:t xml:space="preserve"> </w:t>
-      </w:r>
-      <w:r>
-        <w:rPr>
-          <w:rStyle w:val="ConstantTok"/>
-        </w:rPr>
-        <w:t xml:space="preserve">TRUE</w:t>
-      </w:r>
-      <w:r>
-        <w:rPr>
-          <w:rStyle w:val="NormalTok"/>
-        </w:rPr>
-        <w:t xml:space="preserve">),</w:t>
-      </w:r>
-      <w:r>
-        <w:br/>
-      </w:r>
-      <w:r>
-        <w:rPr>
-          <w:rStyle w:val="NormalTok"/>
-        </w:rPr>
-        <w:t xml:space="preserve">    </w:t>
-      </w:r>
-      <w:r>
-        <w:rPr>
-          <w:rStyle w:val="AttributeTok"/>
-        </w:rPr>
-        <w:t xml:space="preserve">sd_length   =</w:t>
-      </w:r>
-      <w:r>
-        <w:rPr>
-          <w:rStyle w:val="NormalTok"/>
-        </w:rPr>
-        <w:t xml:space="preserve"> </w:t>
-      </w:r>
-      <w:r>
-        <w:rPr>
-          <w:rStyle w:val="FunctionTok"/>
-        </w:rPr>
-        <w:t xml:space="preserve">sd</w:t>
-      </w:r>
-      <w:r>
-        <w:rPr>
-          <w:rStyle w:val="NormalTok"/>
-        </w:rPr>
-        <w:t xml:space="preserve">(length_mm, </w:t>
-      </w:r>
-      <w:r>
-        <w:rPr>
-          <w:rStyle w:val="AttributeTok"/>
-        </w:rPr>
-        <w:t xml:space="preserve">na.rm =</w:t>
-      </w:r>
-      <w:r>
-        <w:rPr>
-          <w:rStyle w:val="NormalTok"/>
-        </w:rPr>
-        <w:t xml:space="preserve"> </w:t>
-      </w:r>
-      <w:r>
-        <w:rPr>
-          <w:rStyle w:val="ConstantTok"/>
-        </w:rPr>
-        <w:t xml:space="preserve">TRUE</w:t>
-      </w:r>
-      <w:r>
-        <w:rPr>
-          <w:rStyle w:val="NormalTok"/>
-        </w:rPr>
-        <w:t xml:space="preserve">),</w:t>
-      </w:r>
-      <w:r>
-        <w:br/>
-      </w:r>
-      <w:r>
-        <w:rPr>
-          <w:rStyle w:val="NormalTok"/>
-        </w:rPr>
-        <w:t xml:space="preserve">    </w:t>
-      </w:r>
-      <w:r>
-        <w:rPr>
-          <w:rStyle w:val="AttributeTok"/>
-        </w:rPr>
-        <w:t xml:space="preserve">n           =</w:t>
-      </w:r>
-      <w:r>
-        <w:rPr>
-          <w:rStyle w:val="NormalTok"/>
-        </w:rPr>
-        <w:t xml:space="preserve"> </w:t>
-      </w:r>
-      <w:r>
-        <w:rPr>
-          <w:rStyle w:val="FunctionTok"/>
-        </w:rPr>
-        <w:t xml:space="preserve">sum</w:t>
-      </w:r>
-      <w:r>
-        <w:rPr>
-          <w:rStyle w:val="NormalTok"/>
-        </w:rPr>
-        <w:t xml:space="preserve">(</w:t>
-      </w:r>
-      <w:r>
-        <w:rPr>
-          <w:rStyle w:val="SpecialCharTok"/>
-        </w:rPr>
-        <w:t xml:space="preserve">!</w:t>
-      </w:r>
-      <w:r>
-        <w:rPr>
-          <w:rStyle w:val="FunctionTok"/>
-        </w:rPr>
-        <w:t xml:space="preserve">is.na</w:t>
-      </w:r>
-      <w:r>
-        <w:rPr>
-          <w:rStyle w:val="NormalTok"/>
-        </w:rPr>
-        <w:t xml:space="preserve">(length_mm)),</w:t>
-      </w:r>
-      <w:r>
-        <w:br/>
-      </w:r>
-      <w:r>
-        <w:rPr>
-          <w:rStyle w:val="NormalTok"/>
-        </w:rPr>
-        <w:t xml:space="preserve">    </w:t>
-      </w:r>
-      <w:r>
-        <w:rPr>
-          <w:rStyle w:val="AttributeTok"/>
-        </w:rPr>
-        <w:t xml:space="preserve">se_length   =</w:t>
-      </w:r>
-      <w:r>
-        <w:rPr>
-          <w:rStyle w:val="NormalTok"/>
-        </w:rPr>
-        <w:t xml:space="preserve"> sd_length </w:t>
-      </w:r>
-      <w:r>
-        <w:rPr>
-          <w:rStyle w:val="SpecialCharTok"/>
-        </w:rPr>
-        <w:t xml:space="preserve">/</w:t>
-      </w:r>
-      <w:r>
-        <w:rPr>
-          <w:rStyle w:val="NormalTok"/>
-        </w:rPr>
-        <w:t xml:space="preserve"> </w:t>
-      </w:r>
-      <w:r>
-        <w:rPr>
-          <w:rStyle w:val="FunctionTok"/>
-        </w:rPr>
-        <w:t xml:space="preserve">sqrt</w:t>
-      </w:r>
-      <w:r>
-        <w:rPr>
-          <w:rStyle w:val="NormalTok"/>
-        </w:rPr>
-        <w:t xml:space="preserve">(n),</w:t>
-      </w:r>
-      <w:r>
-        <w:br/>
-      </w:r>
-      <w:r>
-        <w:rPr>
-          <w:rStyle w:val="NormalTok"/>
-        </w:rPr>
-        <w:t xml:space="preserve">    </w:t>
-      </w:r>
-      <w:r>
-        <w:rPr>
-          <w:rStyle w:val="AttributeTok"/>
-        </w:rPr>
-        <w:t xml:space="preserve">.groups =</w:t>
-      </w:r>
-      <w:r>
-        <w:rPr>
-          <w:rStyle w:val="NormalTok"/>
-        </w:rPr>
-        <w:t xml:space="preserve"> </w:t>
-      </w:r>
-      <w:r>
-        <w:rPr>
-          <w:rStyle w:val="StringTok"/>
-        </w:rPr>
-        <w:t xml:space="preserve">"drop"</w:t>
-      </w:r>
-      <w:r>
-        <w:br/>
-      </w:r>
-      <w:r>
-        <w:rPr>
-          <w:rStyle w:val="NormalTok"/>
-        </w:rPr>
-        <w:t xml:space="preserve">  )</w:t>
-      </w:r>
-      <w:r>
-        <w:br/>
-      </w:r>
-      <w:r>
-        <w:rPr>
-          <w:rStyle w:val="NormalTok"/>
-        </w:rPr>
-        <w:t xml:space="preserve">stats_df</w:t>
-      </w:r>
-    </w:p>
-    <w:p>
-      <w:pPr>
-        <w:pStyle w:val="FirstParagraph"/>
-      </w:pPr>
-      <w:r>
-        <w:t xml:space="preserve">✏️</w:t>
-      </w:r>
-      <w:r>
-        <w:t xml:space="preserve"> </w:t>
-      </w:r>
-      <w:r>
-        <w:rPr>
-          <w:b/>
-          <w:bCs/>
-        </w:rPr>
-        <w:t xml:space="preserve">Your turn:</w:t>
-      </w:r>
-      <w:r>
-        <w:t xml:space="preserve"> </w:t>
-      </w:r>
-      <w:r>
-        <w:t xml:space="preserve">Which lake has more fish measured? Which has the larger mean length? Which has the larger SD?</w:t>
-      </w:r>
-    </w:p>
-    <w:p>
-      <w:pPr>
-        <w:pStyle w:val="BodyText"/>
-      </w:pPr>
-      <w:r>
-        <w:rPr>
-          <w:rStyle w:val="VerbatimChar"/>
-        </w:rPr>
-        <w:t xml:space="preserve">________________________</w:t>
-      </w:r>
-    </w:p>
-    <w:p>
-      <w:r>
-        <w:pict>
-          <v:rect style="width:0;height:1.5pt" o:hralign="center" o:hrstd="t" o:hr="t"/>
-        </w:pict>
-      </w:r>
-    </w:p>
-    <w:bookmarkStart w:id="16" w:name="a-tool-you-will-reuse-all-semester"/>
+    <w:bookmarkStart w:id="15" w:name="a-tool-you-will-reuse-all-semester"/>
     <w:p>
       <w:pPr>
         <w:pStyle w:val="Heading2"/>
@@ -1049,18 +805,18 @@
                 <wp:inline>
                   <wp:extent cx="152400" cy="152400"/>
                   <wp:effectExtent b="0" l="0" r="0" t="0"/>
-                  <wp:docPr descr="" title="" id="14" name="Picture"/>
+                  <wp:docPr descr="" title="" id="13" name="Picture"/>
                   <a:graphic>
                     <a:graphicData uri="http://schemas.openxmlformats.org/drawingml/2006/picture">
                       <pic:pic>
                         <pic:nvPicPr>
-                          <pic:cNvPr descr="/Applications/Positron.app/Contents/Resources/app/quarto/share/formats/docx/note.png" id="15" name="Picture"/>
+                          <pic:cNvPr descr="/Applications/Positron.app/Contents/Resources/app/quarto/share/formats/docx/note.png" id="14" name="Picture"/>
                           <pic:cNvPicPr>
                             <a:picLocks noChangeArrowheads="1" noChangeAspect="1"/>
                           </pic:cNvPicPr>
                         </pic:nvPicPr>
                         <pic:blipFill>
-                          <a:blip r:embed="rId13"/>
+                          <a:blip r:embed="rId12"/>
                           <a:stretch>
                             <a:fillRect/>
                           </a:stretch>
@@ -2225,9 +1981,9 @@
         </w:pict>
       </w:r>
     </w:p>
+    <w:bookmarkEnd w:id="15"/>
     <w:bookmarkEnd w:id="16"/>
-    <w:bookmarkEnd w:id="17"/>
-    <w:bookmarkStart w:id="18" w:name="part-2-the-normal-distribution"/>
+    <w:bookmarkStart w:id="17" w:name="part-2-the-normal-distribution"/>
     <w:p>
       <w:pPr>
         <w:pStyle w:val="Heading1"/>
@@ -2929,8 +2685,8 @@
         </w:pict>
       </w:r>
     </w:p>
-    <w:bookmarkEnd w:id="18"/>
-    <w:bookmarkStart w:id="19" w:name="X9ed4db8c56d30bb6ce12575dd6f36701e0192b0"/>
+    <w:bookmarkEnd w:id="17"/>
+    <w:bookmarkStart w:id="18" w:name="X9ed4db8c56d30bb6ce12575dd6f36701e0192b0"/>
     <w:p>
       <w:pPr>
         <w:pStyle w:val="Heading1"/>
@@ -3685,8 +3441,8 @@
         </w:pict>
       </w:r>
     </w:p>
-    <w:bookmarkEnd w:id="19"/>
-    <w:bookmarkStart w:id="23" w:name="part-4-area-under-the-curve-probability"/>
+    <w:bookmarkEnd w:id="18"/>
+    <w:bookmarkStart w:id="22" w:name="part-4-area-under-the-curve-probability"/>
     <w:p>
       <w:pPr>
         <w:pStyle w:val="Heading1"/>
@@ -4646,18 +4402,18 @@
                 <wp:inline>
                   <wp:extent cx="152400" cy="152400"/>
                   <wp:effectExtent b="0" l="0" r="0" t="0"/>
-                  <wp:docPr descr="" title="" id="21" name="Picture"/>
+                  <wp:docPr descr="" title="" id="20" name="Picture"/>
                   <a:graphic>
                     <a:graphicData uri="http://schemas.openxmlformats.org/drawingml/2006/picture">
                       <pic:pic>
                         <pic:nvPicPr>
-                          <pic:cNvPr descr="/Applications/Positron.app/Contents/Resources/app/quarto/share/formats/docx/tip.png" id="22" name="Picture"/>
+                          <pic:cNvPr descr="/Applications/Positron.app/Contents/Resources/app/quarto/share/formats/docx/tip.png" id="21" name="Picture"/>
                           <pic:cNvPicPr>
                             <a:picLocks noChangeArrowheads="1" noChangeAspect="1"/>
                           </pic:cNvPicPr>
                         </pic:nvPicPr>
                         <pic:blipFill>
-                          <a:blip r:embed="rId20"/>
+                          <a:blip r:embed="rId19"/>
                           <a:stretch>
                             <a:fillRect/>
                           </a:stretch>
@@ -4983,8 +4739,8 @@
         </w:pict>
       </w:r>
     </w:p>
-    <w:bookmarkEnd w:id="23"/>
-    <w:bookmarkStart w:id="26" w:name="part-5-checking-the-assumption"/>
+    <w:bookmarkEnd w:id="22"/>
+    <w:bookmarkStart w:id="25" w:name="part-5-checking-the-assumption"/>
     <w:p>
       <w:pPr>
         <w:pStyle w:val="Heading1"/>
@@ -5753,18 +5509,18 @@
                 <wp:inline>
                   <wp:extent cx="152400" cy="152400"/>
                   <wp:effectExtent b="0" l="0" r="0" t="0"/>
-                  <wp:docPr descr="" title="" id="24" name="Picture"/>
+                  <wp:docPr descr="" title="" id="23" name="Picture"/>
                   <a:graphic>
                     <a:graphicData uri="http://schemas.openxmlformats.org/drawingml/2006/picture">
                       <pic:pic>
                         <pic:nvPicPr>
-                          <pic:cNvPr descr="/Applications/Positron.app/Contents/Resources/app/quarto/share/formats/docx/tip.png" id="25" name="Picture"/>
+                          <pic:cNvPr descr="/Applications/Positron.app/Contents/Resources/app/quarto/share/formats/docx/tip.png" id="24" name="Picture"/>
                           <pic:cNvPicPr>
                             <a:picLocks noChangeArrowheads="1" noChangeAspect="1"/>
                           </pic:cNvPicPr>
                         </pic:nvPicPr>
                         <pic:blipFill>
-                          <a:blip r:embed="rId20"/>
+                          <a:blip r:embed="rId19"/>
                           <a:stretch>
                             <a:fillRect/>
                           </a:stretch>
@@ -5880,8 +5636,8 @@
         </w:pict>
       </w:r>
     </w:p>
-    <w:bookmarkEnd w:id="26"/>
-    <w:bookmarkStart w:id="29" w:name="part-6-sd-se-and-confidence-intervals"/>
+    <w:bookmarkEnd w:id="25"/>
+    <w:bookmarkStart w:id="28" w:name="part-6-sd-se-and-confidence-intervals"/>
     <w:p>
       <w:pPr>
         <w:pStyle w:val="Heading1"/>
@@ -7668,18 +7424,18 @@
                 <wp:inline>
                   <wp:extent cx="152400" cy="152400"/>
                   <wp:effectExtent b="0" l="0" r="0" t="0"/>
-                  <wp:docPr descr="" title="" id="27" name="Picture"/>
+                  <wp:docPr descr="" title="" id="26" name="Picture"/>
                   <a:graphic>
                     <a:graphicData uri="http://schemas.openxmlformats.org/drawingml/2006/picture">
                       <pic:pic>
                         <pic:nvPicPr>
-                          <pic:cNvPr descr="/Applications/Positron.app/Contents/Resources/app/quarto/share/formats/docx/note.png" id="28" name="Picture"/>
+                          <pic:cNvPr descr="/Applications/Positron.app/Contents/Resources/app/quarto/share/formats/docx/note.png" id="27" name="Picture"/>
                           <pic:cNvPicPr>
                             <a:picLocks noChangeArrowheads="1" noChangeAspect="1"/>
                           </pic:cNvPicPr>
                         </pic:nvPicPr>
                         <pic:blipFill>
-                          <a:blip r:embed="rId13"/>
+                          <a:blip r:embed="rId12"/>
                           <a:stretch>
                             <a:fillRect/>
                           </a:stretch>
@@ -7807,8 +7563,8 @@
         </w:pict>
       </w:r>
     </w:p>
-    <w:bookmarkEnd w:id="29"/>
-    <w:bookmarkStart w:id="30" w:name="part-7-one-sample-t-test"/>
+    <w:bookmarkEnd w:id="28"/>
+    <w:bookmarkStart w:id="29" w:name="part-7-one-sample-t-test"/>
     <w:p>
       <w:pPr>
         <w:pStyle w:val="Heading1"/>
@@ -8090,8 +7846,8 @@
         </w:pict>
       </w:r>
     </w:p>
-    <w:bookmarkEnd w:id="30"/>
-    <w:bookmarkStart w:id="33" w:name="part-8-two-sample-t-test"/>
+    <w:bookmarkEnd w:id="29"/>
+    <w:bookmarkStart w:id="32" w:name="part-8-two-sample-t-test"/>
     <w:p>
       <w:pPr>
         <w:pStyle w:val="Heading1"/>
@@ -8448,18 +8204,18 @@
                 <wp:inline>
                   <wp:extent cx="152400" cy="152400"/>
                   <wp:effectExtent b="0" l="0" r="0" t="0"/>
-                  <wp:docPr descr="" title="" id="31" name="Picture"/>
+                  <wp:docPr descr="" title="" id="30" name="Picture"/>
                   <a:graphic>
                     <a:graphicData uri="http://schemas.openxmlformats.org/drawingml/2006/picture">
                       <pic:pic>
                         <pic:nvPicPr>
-                          <pic:cNvPr descr="/Applications/Positron.app/Contents/Resources/app/quarto/share/formats/docx/tip.png" id="32" name="Picture"/>
+                          <pic:cNvPr descr="/Applications/Positron.app/Contents/Resources/app/quarto/share/formats/docx/tip.png" id="31" name="Picture"/>
                           <pic:cNvPicPr>
                             <a:picLocks noChangeArrowheads="1" noChangeAspect="1"/>
                           </pic:cNvPicPr>
                         </pic:nvPicPr>
                         <pic:blipFill>
-                          <a:blip r:embed="rId20"/>
+                          <a:blip r:embed="rId19"/>
                           <a:stretch>
                             <a:fillRect/>
                           </a:stretch>
@@ -8588,8 +8344,8 @@
         </w:pict>
       </w:r>
     </w:p>
-    <w:bookmarkEnd w:id="33"/>
-    <w:bookmarkStart w:id="36" w:name="review-and-checkpoint"/>
+    <w:bookmarkEnd w:id="32"/>
+    <w:bookmarkStart w:id="35" w:name="review-and-checkpoint"/>
     <w:p>
       <w:pPr>
         <w:pStyle w:val="Heading1"/>
@@ -8789,18 +8545,18 @@
                 <wp:inline>
                   <wp:extent cx="152400" cy="152400"/>
                   <wp:effectExtent b="0" l="0" r="0" t="0"/>
-                  <wp:docPr descr="" title="" id="34" name="Picture"/>
+                  <wp:docPr descr="" title="" id="33" name="Picture"/>
                   <a:graphic>
                     <a:graphicData uri="http://schemas.openxmlformats.org/drawingml/2006/picture">
                       <pic:pic>
                         <pic:nvPicPr>
-                          <pic:cNvPr descr="/Applications/Positron.app/Contents/Resources/app/quarto/share/formats/docx/note.png" id="35" name="Picture"/>
+                          <pic:cNvPr descr="/Applications/Positron.app/Contents/Resources/app/quarto/share/formats/docx/note.png" id="34" name="Picture"/>
                           <pic:cNvPicPr>
                             <a:picLocks noChangeArrowheads="1" noChangeAspect="1"/>
                           </pic:cNvPicPr>
                         </pic:nvPicPr>
                         <pic:blipFill>
-                          <a:blip r:embed="rId13"/>
+                          <a:blip r:embed="rId12"/>
                           <a:stretch>
                             <a:fillRect/>
                           </a:stretch>
@@ -8908,8 +8664,8 @@
         </w:pict>
       </w:r>
     </w:p>
-    <w:bookmarkEnd w:id="36"/>
-    <w:bookmarkStart w:id="39" w:name="readings"/>
+    <w:bookmarkEnd w:id="35"/>
+    <w:bookmarkStart w:id="38" w:name="readings"/>
     <w:p>
       <w:pPr>
         <w:pStyle w:val="Heading1"/>
@@ -9265,7 +9021,7 @@
       <w:r>
         <w:t xml:space="preserve"> </w:t>
       </w:r>
-      <w:hyperlink r:id="rId37">
+      <w:hyperlink r:id="rId36">
         <w:r>
           <w:rPr>
             <w:rStyle w:val="Hyperlink"/>
@@ -9309,7 +9065,7 @@
       <w:r>
         <w:t xml:space="preserve"> </w:t>
       </w:r>
-      <w:hyperlink r:id="rId38">
+      <w:hyperlink r:id="rId37">
         <w:r>
           <w:rPr>
             <w:rStyle w:val="Hyperlink"/>
@@ -9324,10 +9080,10 @@
         <w:t xml:space="preserve">for the plots.</w:t>
       </w:r>
     </w:p>
-    <w:bookmarkEnd w:id="39"/>
+    <w:bookmarkEnd w:id="38"/>
     <w:sectPr>
       <w:pgSz w:h="15840" w:w="12240"/>
-      <w:pgMar w:bottom="1440" w:footer="720" w:gutter="0" w:header="720" w:left="1440" w:right="1440" w:top="1440"/>
+      <w:pgMar w:bottom="720" w:footer="360" w:gutter="0" w:header="360" w:left="1008" w:right="720" w:top="720"/>
       <w:cols w:space="720"/>
       <w:docGrid w:linePitch="360"/>
     </w:sectPr>
@@ -9779,7 +9535,11 @@
         <w14:ligatures w14:val="standardContextual"/>
       </w:rPr>
     </w:rPrDefault>
-    <w:pPrDefault/>
+    <w:pPrDefault>
+      <w:pPr>
+        <w:spacing w:before="0"/>
+      </w:pPr>
+    </w:pPrDefault>
   </w:docDefaults>
   <w:latentStyles w:count="376" w:defLockedState="0" w:defQFormat="0" w:defSemiHidden="0" w:defUIPriority="99" w:defUnhideWhenUsed="0">
     <w:lsdException w:name="Normal" w:qFormat="1" w:uiPriority="0"/>
@@ -10174,7 +9934,7 @@
     <w:pPr>
       <w:keepNext/>
       <w:keepLines/>
-      <w:spacing w:after="80" w:before="360"/>
+      <w:spacing w:after="80" w:before="120"/>
       <w:outlineLvl w:val="0"/>
     </w:pPr>
     <w:rPr>
@@ -10198,7 +9958,7 @@
     <w:pPr>
       <w:keepNext/>
       <w:keepLines/>
-      <w:spacing w:after="80" w:before="160"/>
+      <w:spacing w:after="80" w:before="100"/>
       <w:outlineLvl w:val="1"/>
     </w:pPr>
     <w:rPr>
@@ -10219,7 +9979,7 @@
     <w:pPr>
       <w:keepNext/>
       <w:keepLines/>
-      <w:spacing w:after="80" w:before="160"/>
+      <w:spacing w:after="80" w:before="80"/>
       <w:outlineLvl w:val="2"/>
     </w:pPr>
     <w:rPr>
@@ -10264,7 +10024,7 @@
     <w:pPr>
       <w:keepNext/>
       <w:keepLines/>
-      <w:spacing w:after="40" w:before="80"/>
+      <w:spacing w:after="40" w:before="60"/>
       <w:outlineLvl w:val="4"/>
     </w:pPr>
     <w:rPr>
@@ -10285,7 +10045,7 @@
     <w:pPr>
       <w:keepNext/>
       <w:keepLines/>
-      <w:spacing w:before="40"/>
+      <w:spacing w:before="60"/>
       <w:outlineLvl w:val="5"/>
     </w:pPr>
     <w:rPr>
@@ -10307,7 +10067,7 @@
     <w:pPr>
       <w:keepNext/>
       <w:keepLines/>
-      <w:spacing w:before="40"/>
+      <w:spacing w:before="60"/>
       <w:outlineLvl w:val="6"/>
     </w:pPr>
     <w:rPr>
@@ -10326,6 +10086,7 @@
     <w:qFormat/>
     <w:rsid w:val="00846576"/>
     <w:pPr>
+      <w:spacing w:before="60"/>
       <w:keepNext/>
       <w:keepLines/>
       <w:outlineLvl w:val="7"/>
@@ -10347,6 +10108,7 @@
     <w:qFormat/>
     <w:rsid w:val="00846576"/>
     <w:pPr>
+      <w:spacing w:before="60"/>
       <w:keepNext/>
       <w:keepLines/>
       <w:outlineLvl w:val="8"/>
@@ -10509,7 +10271,7 @@
     <w:qFormat/>
     <w:rsid w:val="00AF5CF1"/>
     <w:pPr>
-      <w:spacing w:after="80"/>
+      <w:spacing w:after="80" w:before="0"/>
       <w:contextualSpacing/>
     </w:pPr>
     <w:rPr>
@@ -10546,7 +10308,7 @@
       <w:numPr>
         <w:ilvl w:val="1"/>
       </w:numPr>
-      <w:spacing w:after="160"/>
+      <w:spacing w:after="160" w:before="0"/>
     </w:pPr>
     <w:rPr>
       <w:rFonts w:asciiTheme="minorHAnsi" w:cstheme="majorBidi" w:eastAsiaTheme="majorEastAsia" w:hAnsiTheme="minorHAnsi"/>
@@ -10579,7 +10341,7 @@
     <w:qFormat/>
     <w:rsid w:val="00AF5CF1"/>
     <w:pPr>
-      <w:spacing w:after="160" w:before="160"/>
+      <w:spacing w:after="160" w:before="0"/>
       <w:jc w:val="center"/>
     </w:pPr>
     <w:rPr>
@@ -10607,6 +10369,7 @@
     <w:qFormat/>
     <w:rsid w:val="00AF5CF1"/>
     <w:pPr>
+      <w:spacing w:before="0"/>
       <w:ind w:left="720"/>
       <w:contextualSpacing/>
     </w:pPr>
@@ -10636,7 +10399,7 @@
         <w:top w:color="0F4761" w:space="10" w:sz="4" w:themeColor="accent1" w:themeShade="BF" w:val="single"/>
         <w:bottom w:color="0F4761" w:space="10" w:sz="4" w:themeColor="accent1" w:themeShade="BF" w:val="single"/>
       </w:pBdr>
-      <w:spacing w:after="360" w:before="360"/>
+      <w:spacing w:after="360" w:before="0"/>
       <w:ind w:left="864" w:right="864"/>
       <w:jc w:val="center"/>
     </w:pPr>
@@ -10698,7 +10461,7 @@
         <w:right w:color="FF0000" w:space="4" w:sz="8" w:val="single"/>
       </w:pBdr>
       <w:shd w:color="auto" w:fill="FBFBFB" w:val="clear"/>
-      <w:spacing w:after="120" w:before="120"/>
+      <w:spacing w:after="60" w:before="0"/>
       <w:ind w:left="432" w:right="432"/>
     </w:pPr>
     <w:rPr>
@@ -10719,7 +10482,7 @@
         <w:right w:color="BFBFBF" w:space="4" w:sz="6" w:val="single"/>
       </w:pBdr>
       <w:shd w:color="auto" w:fill="FBFBFB" w:val="clear"/>
-      <w:spacing w:after="240" w:before="240"/>
+      <w:spacing w:after="60" w:before="0"/>
       <w:ind w:left="432" w:right="432"/>
     </w:pPr>
     <w:rPr>
@@ -10740,7 +10503,7 @@
         <w:right w:color="BFBFBF" w:space="4" w:sz="6" w:val="single"/>
       </w:pBdr>
       <w:shd w:color="auto" w:fill="FBFBFB" w:val="clear"/>
-      <w:spacing w:after="240" w:before="240"/>
+      <w:spacing w:after="60" w:before="0"/>
       <w:ind w:left="432" w:right="432"/>
     </w:pPr>
     <w:rPr>
@@ -10786,7 +10549,7 @@
     <w:unhideWhenUsed/>
     <w:rsid w:val="00322D32"/>
     <w:pPr>
-      <w:spacing w:after="100"/>
+      <w:spacing w:after="100" w:before="0"/>
     </w:pPr>
   </w:style>
   <w:style w:type="character" w:customStyle="1" w:styleId="KeywordTok">

--- a/docs/content/probability_inference/probability_inference_activity.docx
+++ b/docs/content/probability_inference/probability_inference_activity.docx
@@ -9537,7 +9537,7 @@
     </w:rPrDefault>
     <w:pPrDefault>
       <w:pPr>
-        <w:spacing w:before="0"/>
+        <w:spacing w:after="0" w:before="0" w:line="240" w:lineRule="auto"/>
       </w:pPr>
     </w:pPrDefault>
   </w:docDefaults>
